--- a/FINAL PROJECT PROPOSAL_IS[1].docx
+++ b/FINAL PROJECT PROPOSAL_IS[1].docx
@@ -1,25 +1,33 @@
 
 <file path=word/document.xml><?xml version="1.0" encoding="utf-8"?>
-<w:document xmlns:wpc="http://schemas.microsoft.com/office/word/2010/wordprocessingCanvas" xmlns:cx="http://schemas.microsoft.com/office/drawing/2014/chartex" xmlns:cx1="http://schemas.microsoft.com/office/drawing/2015/9/8/chartex" xmlns:cx2="http://schemas.microsoft.com/office/drawing/2015/10/21/chartex" xmlns:cx3="http://schemas.microsoft.com/office/drawing/2016/5/9/chartex" xmlns:cx4="http://schemas.microsoft.com/office/drawing/2016/5/10/chartex" xmlns:cx5="http://schemas.microsoft.com/office/drawing/2016/5/11/chartex" xmlns:cx6="http://schemas.microsoft.com/office/drawing/2016/5/12/chartex" xmlns:cx7="http://schemas.microsoft.com/office/drawing/2016/5/13/chartex" xmlns:cx8="http://schemas.microsoft.com/office/drawing/2016/5/14/chartex" xmlns:mc="http://schemas.openxmlformats.org/markup-compatibility/2006" xmlns:aink="http://schemas.microsoft.com/office/drawing/2016/ink" xmlns:am3d="http://schemas.microsoft.com/office/drawing/2017/model3d" xmlns:o="urn:schemas-microsoft-com:office:office" xmlns:oel="http://schemas.microsoft.com/office/2019/extlst" xmlns:r="http://schemas.openxmlformats.org/officeDocument/2006/relationships" xmlns:m="http://schemas.openxmlformats.org/officeDocument/2006/math" xmlns:v="urn:schemas-microsoft-com:vml" xmlns:wp14="http://schemas.microsoft.com/office/word/2010/wordprocessingDrawing" xmlns:wp="http://schemas.openxmlformats.org/drawingml/2006/wordprocessingDrawing" xmlns:w10="urn:schemas-microsoft-com:office:word" xmlns:w="http://schemas.openxmlformats.org/wordprocessingml/2006/main" xmlns:w14="http://schemas.microsoft.com/office/word/2010/wordml" xmlns:w15="http://schemas.microsoft.com/office/word/2012/wordml" xmlns:w16cex="http://schemas.microsoft.com/office/word/2018/wordml/cex" xmlns:w16cid="http://schemas.microsoft.com/office/word/2016/wordml/cid" xmlns:w16="http://schemas.microsoft.com/office/word/2018/wordml" xmlns:w16du="http://schemas.microsoft.com/office/word/2023/wordml/word16du" xmlns:w16sdtdh="http://schemas.microsoft.com/office/word/2020/wordml/sdtdatahash" xmlns:w16se="http://schemas.microsoft.com/office/word/2015/wordml/symex" xmlns:wpg="http://schemas.microsoft.com/office/word/2010/wordprocessingGroup" xmlns:wpi="http://schemas.microsoft.com/office/word/2010/wordprocessingInk" xmlns:wne="http://schemas.microsoft.com/office/word/2006/wordml" xmlns:wps="http://schemas.microsoft.com/office/word/2010/wordprocessingShape" mc:Ignorable="w14 w15 w16se w16cid w16 w16cex w16sdtdh w16du wp14">
+<w:document xmlns:wpc="http://schemas.microsoft.com/office/word/2010/wordprocessingCanvas" xmlns:mc="http://schemas.openxmlformats.org/markup-compatibility/2006" xmlns:o="urn:schemas-microsoft-com:office:office" xmlns:r="http://schemas.openxmlformats.org/officeDocument/2006/relationships" xmlns:m="http://schemas.openxmlformats.org/officeDocument/2006/math" xmlns:v="urn:schemas-microsoft-com:vml" xmlns:wp14="http://schemas.microsoft.com/office/word/2010/wordprocessingDrawing" xmlns:wp="http://schemas.openxmlformats.org/drawingml/2006/wordprocessingDrawing" xmlns:w10="urn:schemas-microsoft-com:office:word" xmlns:w="http://schemas.openxmlformats.org/wordprocessingml/2006/main" xmlns:w14="http://schemas.microsoft.com/office/word/2010/wordml" xmlns:w15="http://schemas.microsoft.com/office/word/2012/wordml" xmlns:wpg="http://schemas.microsoft.com/office/word/2010/wordprocessingGroup" xmlns:wpi="http://schemas.microsoft.com/office/word/2010/wordprocessingInk" xmlns:wne="http://schemas.microsoft.com/office/word/2006/wordml" xmlns:wps="http://schemas.microsoft.com/office/word/2010/wordprocessingShape" mc:Ignorable="w14 w15 wp14">
   <w:body>
     <w:p>
+      <w:pPr>
+        <w:spacing w:before="100" w:beforeAutospacing="1" w:after="100" w:afterAutospacing="1"/>
+        <w:rPr>
+          <w:rFonts w:ascii="Times New Roman" w:eastAsia="Times New Roman" w:hAnsi="Times New Roman" w:cs="Times New Roman"/>
+          <w:b/>
+          <w:bCs/>
+          <w:sz w:val="24"/>
+          <w:szCs w:val="24"/>
+        </w:rPr>
+      </w:pPr>
       <w:r>
         <w:rPr>
           <w:noProof/>
         </w:rPr>
         <w:drawing>
-          <wp:inline distT="0" distB="0" distL="0" distR="0" wp14:anchorId="1BB4103E" wp14:editId="0AF3D554">
-            <wp:extent cx="587229" cy="588406"/>
+          <wp:inline distT="0" distB="0" distL="0" distR="0" wp14:anchorId="2E18A4A1" wp14:editId="0270814B">
+            <wp:extent cx="586740" cy="588010"/>
             <wp:effectExtent l="0" t="0" r="3810" b="2540"/>
             <wp:docPr id="1376441462" name="Picture 1"/>
-            <wp:cNvGraphicFramePr>
-              <a:graphicFrameLocks xmlns:a="http://schemas.openxmlformats.org/drawingml/2006/main" noChangeAspect="1"/>
-            </wp:cNvGraphicFramePr>
+            <wp:cNvGraphicFramePr/>
             <a:graphic xmlns:a="http://schemas.openxmlformats.org/drawingml/2006/main">
               <a:graphicData uri="http://schemas.openxmlformats.org/drawingml/2006/picture">
                 <pic:pic xmlns:pic="http://schemas.openxmlformats.org/drawingml/2006/picture">
                   <pic:nvPicPr>
-                    <pic:cNvPr id="1376441462" name="Picture 1376441462"/>
+                    <pic:cNvPr id="1376441462" name="Picture 1"/>
                     <pic:cNvPicPr/>
                   </pic:nvPicPr>
                   <pic:blipFill>
@@ -37,7 +45,7 @@
                   <pic:spPr>
                     <a:xfrm>
                       <a:off x="0" y="0"/>
-                      <a:ext cx="596302" cy="597497"/>
+                      <a:ext cx="586740" cy="588010"/>
                     </a:xfrm>
                     <a:prstGeom prst="rect">
                       <a:avLst/>
@@ -50,9 +58,18 @@
         </w:drawing>
       </w:r>
     </w:p>
-    <w:p/>
-    <w:p/>
-    <w:p/>
+    <w:p>
+      <w:pPr>
+        <w:spacing w:before="100" w:beforeAutospacing="1" w:after="100" w:afterAutospacing="1"/>
+        <w:rPr>
+          <w:rFonts w:ascii="Times New Roman" w:eastAsia="Times New Roman" w:hAnsi="Times New Roman" w:cs="Times New Roman"/>
+          <w:b/>
+          <w:bCs/>
+          <w:sz w:val="24"/>
+          <w:szCs w:val="24"/>
+        </w:rPr>
+      </w:pPr>
+    </w:p>
     <w:p>
       <w:pPr>
         <w:pStyle w:val="Heading2"/>
@@ -132,6 +149,12 @@
         <w:tc>
           <w:tcPr>
             <w:tcW w:w="4675" w:type="dxa"/>
+            <w:tcBorders>
+              <w:top w:val="single" w:sz="4" w:space="0" w:color="auto"/>
+              <w:left w:val="single" w:sz="4" w:space="0" w:color="auto"/>
+              <w:bottom w:val="single" w:sz="4" w:space="0" w:color="auto"/>
+              <w:right w:val="single" w:sz="4" w:space="0" w:color="auto"/>
+            </w:tcBorders>
           </w:tcPr>
           <w:p>
             <w:pPr>
@@ -160,6 +183,12 @@
         <w:tc>
           <w:tcPr>
             <w:tcW w:w="4675" w:type="dxa"/>
+            <w:tcBorders>
+              <w:top w:val="single" w:sz="4" w:space="0" w:color="auto"/>
+              <w:left w:val="single" w:sz="4" w:space="0" w:color="auto"/>
+              <w:bottom w:val="single" w:sz="4" w:space="0" w:color="auto"/>
+              <w:right w:val="single" w:sz="4" w:space="0" w:color="auto"/>
+            </w:tcBorders>
           </w:tcPr>
           <w:p>
             <w:pPr>
@@ -193,6 +222,13 @@
         <w:tc>
           <w:tcPr>
             <w:tcW w:w="4675" w:type="dxa"/>
+            <w:tcBorders>
+              <w:top w:val="single" w:sz="4" w:space="0" w:color="auto"/>
+              <w:left w:val="single" w:sz="4" w:space="0" w:color="auto"/>
+              <w:bottom w:val="single" w:sz="4" w:space="0" w:color="auto"/>
+              <w:right w:val="single" w:sz="4" w:space="0" w:color="auto"/>
+            </w:tcBorders>
+            <w:hideMark/>
           </w:tcPr>
           <w:p>
             <w:r>
@@ -203,11 +239,28 @@
         <w:tc>
           <w:tcPr>
             <w:tcW w:w="4675" w:type="dxa"/>
+            <w:tcBorders>
+              <w:top w:val="single" w:sz="4" w:space="0" w:color="auto"/>
+              <w:left w:val="single" w:sz="4" w:space="0" w:color="auto"/>
+              <w:bottom w:val="single" w:sz="4" w:space="0" w:color="auto"/>
+              <w:right w:val="single" w:sz="4" w:space="0" w:color="auto"/>
+            </w:tcBorders>
+            <w:hideMark/>
           </w:tcPr>
           <w:p>
+            <w:proofErr w:type="spellStart"/>
             <w:r>
-              <w:t>Sameen Muzaffar</w:t>
+              <w:t>Sameen</w:t>
             </w:r>
+            <w:proofErr w:type="spellEnd"/>
+            <w:r>
+              <w:t xml:space="preserve"> </w:t>
+            </w:r>
+            <w:proofErr w:type="spellStart"/>
+            <w:r>
+              <w:t>Muzaffar</w:t>
+            </w:r>
+            <w:proofErr w:type="spellEnd"/>
           </w:p>
         </w:tc>
       </w:tr>
@@ -218,23 +271,86 @@
         <w:tc>
           <w:tcPr>
             <w:tcW w:w="4675" w:type="dxa"/>
+            <w:tcBorders>
+              <w:top w:val="single" w:sz="4" w:space="0" w:color="auto"/>
+              <w:left w:val="single" w:sz="4" w:space="0" w:color="auto"/>
+              <w:bottom w:val="single" w:sz="4" w:space="0" w:color="auto"/>
+              <w:right w:val="single" w:sz="4" w:space="0" w:color="auto"/>
+            </w:tcBorders>
+            <w:hideMark/>
           </w:tcPr>
           <w:p>
             <w:r>
-              <w:t>21F-910</w:t>
-            </w:r>
-            <w:r>
-              <w:t>6</w:t>
+              <w:t>21F-9106</w:t>
             </w:r>
           </w:p>
         </w:tc>
         <w:tc>
           <w:tcPr>
             <w:tcW w:w="4675" w:type="dxa"/>
+            <w:tcBorders>
+              <w:top w:val="single" w:sz="4" w:space="0" w:color="auto"/>
+              <w:left w:val="single" w:sz="4" w:space="0" w:color="auto"/>
+              <w:bottom w:val="single" w:sz="4" w:space="0" w:color="auto"/>
+              <w:right w:val="single" w:sz="4" w:space="0" w:color="auto"/>
+            </w:tcBorders>
+            <w:hideMark/>
           </w:tcPr>
           <w:p>
             <w:r>
-              <w:t>Alisha Abid</w:t>
+              <w:t xml:space="preserve">Alisha </w:t>
+            </w:r>
+            <w:proofErr w:type="spellStart"/>
+            <w:r>
+              <w:t>Abid</w:t>
+            </w:r>
+            <w:proofErr w:type="spellEnd"/>
+          </w:p>
+        </w:tc>
+      </w:tr>
+      <w:tr>
+        <w:trPr>
+          <w:trHeight w:val="341"/>
+        </w:trPr>
+        <w:tc>
+          <w:tcPr>
+            <w:tcW w:w="4675" w:type="dxa"/>
+            <w:tcBorders>
+              <w:top w:val="single" w:sz="4" w:space="0" w:color="auto"/>
+              <w:left w:val="single" w:sz="4" w:space="0" w:color="auto"/>
+              <w:bottom w:val="single" w:sz="4" w:space="0" w:color="auto"/>
+              <w:right w:val="single" w:sz="4" w:space="0" w:color="auto"/>
+            </w:tcBorders>
+            <w:hideMark/>
+          </w:tcPr>
+          <w:p>
+            <w:r>
+              <w:t>21F-9221</w:t>
+            </w:r>
+          </w:p>
+        </w:tc>
+        <w:tc>
+          <w:tcPr>
+            <w:tcW w:w="4675" w:type="dxa"/>
+            <w:tcBorders>
+              <w:top w:val="single" w:sz="4" w:space="0" w:color="auto"/>
+              <w:left w:val="single" w:sz="4" w:space="0" w:color="auto"/>
+              <w:bottom w:val="single" w:sz="4" w:space="0" w:color="auto"/>
+              <w:right w:val="single" w:sz="4" w:space="0" w:color="auto"/>
+            </w:tcBorders>
+            <w:hideMark/>
+          </w:tcPr>
+          <w:p>
+            <w:r>
+              <w:t xml:space="preserve">Hassan </w:t>
+            </w:r>
+            <w:proofErr w:type="spellStart"/>
+            <w:r>
+              <w:t>Haseen</w:t>
+            </w:r>
+            <w:proofErr w:type="spellEnd"/>
+            <w:r>
+              <w:t xml:space="preserve"> </w:t>
             </w:r>
           </w:p>
         </w:tc>
@@ -246,31 +362,13 @@
         <w:tc>
           <w:tcPr>
             <w:tcW w:w="4675" w:type="dxa"/>
-          </w:tcPr>
-          <w:p>
-            <w:r>
-              <w:t>21F-9221</w:t>
-            </w:r>
-          </w:p>
-        </w:tc>
-        <w:tc>
-          <w:tcPr>
-            <w:tcW w:w="4675" w:type="dxa"/>
-          </w:tcPr>
-          <w:p>
-            <w:r>
-              <w:t xml:space="preserve">Hassan Haseen </w:t>
-            </w:r>
-          </w:p>
-        </w:tc>
-      </w:tr>
-      <w:tr>
-        <w:trPr>
-          <w:trHeight w:val="341"/>
-        </w:trPr>
-        <w:tc>
-          <w:tcPr>
-            <w:tcW w:w="4675" w:type="dxa"/>
+            <w:tcBorders>
+              <w:top w:val="single" w:sz="4" w:space="0" w:color="auto"/>
+              <w:left w:val="single" w:sz="4" w:space="0" w:color="auto"/>
+              <w:bottom w:val="single" w:sz="4" w:space="0" w:color="auto"/>
+              <w:right w:val="single" w:sz="4" w:space="0" w:color="auto"/>
+            </w:tcBorders>
+            <w:hideMark/>
           </w:tcPr>
           <w:p>
             <w:r>
@@ -281,409 +379,926 @@
         <w:tc>
           <w:tcPr>
             <w:tcW w:w="4675" w:type="dxa"/>
+            <w:tcBorders>
+              <w:top w:val="single" w:sz="4" w:space="0" w:color="auto"/>
+              <w:left w:val="single" w:sz="4" w:space="0" w:color="auto"/>
+              <w:bottom w:val="single" w:sz="4" w:space="0" w:color="auto"/>
+              <w:right w:val="single" w:sz="4" w:space="0" w:color="auto"/>
+            </w:tcBorders>
+            <w:hideMark/>
           </w:tcPr>
           <w:p>
+            <w:proofErr w:type="spellStart"/>
             <w:r>
-              <w:t>Anoush Tariq</w:t>
+              <w:t>Ano</w:t>
+            </w:r>
+            <w:r>
+              <w:t>sh</w:t>
+            </w:r>
+            <w:proofErr w:type="spellEnd"/>
+            <w:r>
+              <w:t xml:space="preserve"> Tariq</w:t>
             </w:r>
           </w:p>
         </w:tc>
       </w:tr>
     </w:tbl>
-    <w:p/>
-    <w:p/>
-    <w:p/>
     <w:p>
       <w:pPr>
-        <w:rPr>
-          <w:rStyle w:val="Strong"/>
-          <w:sz w:val="28"/>
-          <w:szCs w:val="28"/>
+        <w:spacing w:before="100" w:beforeAutospacing="1" w:after="100" w:afterAutospacing="1"/>
+        <w:rPr>
+          <w:rFonts w:ascii="Times New Roman" w:eastAsia="Times New Roman" w:hAnsi="Times New Roman" w:cs="Times New Roman"/>
+          <w:b/>
+          <w:bCs/>
+          <w:sz w:val="32"/>
+          <w:szCs w:val="32"/>
+        </w:rPr>
+      </w:pPr>
+    </w:p>
+    <w:p>
+      <w:pPr>
+        <w:spacing w:before="100" w:beforeAutospacing="1" w:after="100" w:afterAutospacing="1"/>
+        <w:rPr>
+          <w:rFonts w:ascii="Times New Roman" w:eastAsia="Times New Roman" w:hAnsi="Times New Roman" w:cs="Times New Roman"/>
+          <w:sz w:val="32"/>
+          <w:szCs w:val="32"/>
         </w:rPr>
       </w:pPr>
       <w:r>
         <w:rPr>
-          <w:rStyle w:val="Strong"/>
-          <w:sz w:val="28"/>
-          <w:szCs w:val="28"/>
+          <w:rFonts w:ascii="Times New Roman" w:eastAsia="Times New Roman" w:hAnsi="Times New Roman" w:cs="Times New Roman"/>
+          <w:b/>
+          <w:bCs/>
+          <w:sz w:val="32"/>
+          <w:szCs w:val="32"/>
         </w:rPr>
         <w:t>Project Title:</w:t>
+      </w:r>
+      <w:r>
+        <w:rPr>
+          <w:rFonts w:ascii="Times New Roman" w:eastAsia="Times New Roman" w:hAnsi="Times New Roman" w:cs="Times New Roman"/>
+          <w:sz w:val="32"/>
+          <w:szCs w:val="32"/>
+        </w:rPr>
+        <w:t xml:space="preserve"> </w:t>
+      </w:r>
+      <w:r>
+        <w:rPr>
+          <w:rFonts w:ascii="Times New Roman" w:eastAsia="Times New Roman" w:hAnsi="Times New Roman" w:cs="Times New Roman"/>
+          <w:sz w:val="32"/>
+          <w:szCs w:val="32"/>
+        </w:rPr>
+        <w:t xml:space="preserve"> </w:t>
       </w:r>
     </w:p>
     <w:p>
       <w:pPr>
-        <w:rPr>
-          <w:rStyle w:val="Strong"/>
-          <w:b w:val="0"/>
-          <w:bCs w:val="0"/>
+        <w:spacing w:before="100" w:beforeAutospacing="1" w:after="100" w:afterAutospacing="1"/>
+        <w:rPr>
+          <w:rFonts w:ascii="Times New Roman" w:eastAsia="Times New Roman" w:hAnsi="Times New Roman" w:cs="Times New Roman"/>
           <w:sz w:val="24"/>
           <w:szCs w:val="24"/>
         </w:rPr>
       </w:pPr>
       <w:r>
         <w:rPr>
-          <w:rStyle w:val="Strong"/>
-          <w:b w:val="0"/>
-          <w:bCs w:val="0"/>
-          <w:color w:val="FF0000"/>
-          <w:sz w:val="24"/>
-          <w:szCs w:val="24"/>
-        </w:rPr>
-        <w:t>Security-Aware Chat Application</w:t>
-      </w:r>
-      <w:r>
-        <w:rPr>
-          <w:rStyle w:val="Strong"/>
-          <w:b w:val="0"/>
-          <w:bCs w:val="0"/>
-          <w:sz w:val="24"/>
-          <w:szCs w:val="24"/>
-        </w:rPr>
-        <w:t xml:space="preserve"> with Attack Simulation and Dynamic Defense Mechanism</w:t>
+          <w:rFonts w:ascii="Times New Roman" w:eastAsia="Times New Roman" w:hAnsi="Times New Roman" w:cs="Times New Roman"/>
+          <w:sz w:val="24"/>
+          <w:szCs w:val="24"/>
+        </w:rPr>
+        <w:t>Demonstrating Brute Force Attacks, SQL Injection, and Encryption/Decryption Techniques</w:t>
       </w:r>
     </w:p>
     <w:p>
       <w:pPr>
         <w:rPr>
-          <w:rStyle w:val="Strong"/>
-          <w:sz w:val="24"/>
-          <w:szCs w:val="24"/>
-        </w:rPr>
-      </w:pPr>
+          <w:rFonts w:ascii="Times New Roman" w:eastAsia="Times New Roman" w:hAnsi="Times New Roman" w:cs="Times New Roman"/>
+          <w:sz w:val="24"/>
+          <w:szCs w:val="24"/>
+        </w:rPr>
+      </w:pPr>
+      <w:r>
+        <w:rPr>
+          <w:rFonts w:ascii="Times New Roman" w:eastAsia="Times New Roman" w:hAnsi="Times New Roman" w:cs="Times New Roman"/>
+          <w:sz w:val="24"/>
+          <w:szCs w:val="24"/>
+        </w:rPr>
+        <w:pict w14:anchorId="328F65C3">
+          <v:rect id="_x0000_i1025" style="width:0;height:1.5pt" o:hralign="center" o:hrstd="t" o:hr="t" fillcolor="#a0a0a0" stroked="f"/>
+        </w:pict>
+      </w:r>
     </w:p>
     <w:p>
       <w:pPr>
-        <w:rPr>
-          <w:rStyle w:val="Strong"/>
-          <w:sz w:val="24"/>
-          <w:szCs w:val="24"/>
+        <w:spacing w:before="100" w:beforeAutospacing="1" w:after="100" w:afterAutospacing="1"/>
+        <w:rPr>
+          <w:rFonts w:ascii="Times New Roman" w:eastAsia="Times New Roman" w:hAnsi="Times New Roman" w:cs="Times New Roman"/>
+          <w:sz w:val="28"/>
+          <w:szCs w:val="28"/>
         </w:rPr>
       </w:pPr>
       <w:r>
         <w:rPr>
-          <w:rStyle w:val="Strong"/>
-          <w:sz w:val="24"/>
-          <w:szCs w:val="24"/>
+          <w:rFonts w:ascii="Times New Roman" w:eastAsia="Times New Roman" w:hAnsi="Times New Roman" w:cs="Times New Roman"/>
+          <w:b/>
+          <w:bCs/>
+          <w:sz w:val="28"/>
+          <w:szCs w:val="28"/>
         </w:rPr>
         <w:t>Objective:</w:t>
       </w:r>
     </w:p>
     <w:p>
       <w:pPr>
-        <w:rPr>
-          <w:rStyle w:val="Strong"/>
-          <w:sz w:val="24"/>
-          <w:szCs w:val="24"/>
-        </w:rPr>
-      </w:pPr>
-    </w:p>
-    <w:p>
+        <w:spacing w:before="100" w:beforeAutospacing="1" w:after="100" w:afterAutospacing="1"/>
+        <w:rPr>
+          <w:rFonts w:ascii="Times New Roman" w:eastAsia="Times New Roman" w:hAnsi="Times New Roman" w:cs="Times New Roman"/>
+          <w:sz w:val="24"/>
+          <w:szCs w:val="24"/>
+        </w:rPr>
+      </w:pPr>
       <w:r>
-        <w:t>This project aims to create two versions of a chat application:</w:t>
+        <w:rPr>
+          <w:rFonts w:ascii="Times New Roman" w:eastAsia="Times New Roman" w:hAnsi="Times New Roman" w:cs="Times New Roman"/>
+          <w:sz w:val="24"/>
+          <w:szCs w:val="24"/>
+        </w:rPr>
+        <w:t xml:space="preserve">To create an educational platform that teaches beginners the basics and advanced concepts of brute force attacks, SQL injection vulnerabilities, and encryption/decryption algorithms by simulating these techniques in a controlled environment using a </w:t>
       </w:r>
-    </w:p>
-    <w:p/>
-    <w:p>
-      <w:pPr>
-        <w:pStyle w:val="ListParagraph"/>
-        <w:numPr>
-          <w:ilvl w:val="0"/>
-          <w:numId w:val="25"/>
-        </w:numPr>
-      </w:pPr>
+      <w:proofErr w:type="spellStart"/>
       <w:r>
-        <w:t>Vulnerable Chat Application (V-App) – deliberately built with security flaws to be exposed to various cyber-attacks.</w:t>
+        <w:rPr>
+          <w:rFonts w:ascii="Times New Roman" w:eastAsia="Times New Roman" w:hAnsi="Times New Roman" w:cs="Times New Roman"/>
+          <w:sz w:val="24"/>
+          <w:szCs w:val="24"/>
+        </w:rPr>
+        <w:t>WhatsApp</w:t>
+      </w:r>
+      <w:proofErr w:type="spellEnd"/>
+      <w:r>
+        <w:rPr>
+          <w:rFonts w:ascii="Times New Roman" w:eastAsia="Times New Roman" w:hAnsi="Times New Roman" w:cs="Times New Roman"/>
+          <w:sz w:val="24"/>
+          <w:szCs w:val="24"/>
+        </w:rPr>
+        <w:t xml:space="preserve"> clone application.</w:t>
       </w:r>
     </w:p>
     <w:p>
       <w:pPr>
-        <w:pStyle w:val="ListParagraph"/>
-        <w:numPr>
-          <w:ilvl w:val="0"/>
-          <w:numId w:val="25"/>
-        </w:numPr>
+        <w:rPr>
+          <w:rFonts w:ascii="Times New Roman" w:eastAsia="Times New Roman" w:hAnsi="Times New Roman" w:cs="Times New Roman"/>
+          <w:sz w:val="24"/>
+          <w:szCs w:val="24"/>
+        </w:rPr>
       </w:pPr>
       <w:r>
-        <w:t>Secure Chat Application (S-App) – designed to analyze attacks on V-App, adapt by learning from these attacks, and implement countermeasures to prevent them.</w:t>
+        <w:rPr>
+          <w:rFonts w:ascii="Times New Roman" w:eastAsia="Times New Roman" w:hAnsi="Times New Roman" w:cs="Times New Roman"/>
+          <w:sz w:val="24"/>
+          <w:szCs w:val="24"/>
+        </w:rPr>
+        <w:pict w14:anchorId="423FB884">
+          <v:rect id="_x0000_i1026" style="width:0;height:1.5pt" o:hralign="center" o:hrstd="t" o:hr="t" fillcolor="#a0a0a0" stroked="f"/>
+        </w:pict>
       </w:r>
     </w:p>
     <w:p>
+      <w:pPr>
+        <w:spacing w:before="100" w:beforeAutospacing="1" w:after="100" w:afterAutospacing="1"/>
+        <w:rPr>
+          <w:rFonts w:ascii="Times New Roman" w:eastAsia="Times New Roman" w:hAnsi="Times New Roman" w:cs="Times New Roman"/>
+          <w:sz w:val="28"/>
+          <w:szCs w:val="28"/>
+        </w:rPr>
+      </w:pPr>
       <w:r>
-        <w:t>This project provides a practical demonstration of common attack vectors in chat applications and how security systems can dynamically evolve through attack learning to enhance defenses.</w:t>
-      </w:r>
-    </w:p>
-    <w:p/>
-    <w:p>
-      <w:pPr>
-        <w:rPr>
-          <w:rStyle w:val="Strong"/>
-          <w:sz w:val="24"/>
-          <w:szCs w:val="24"/>
-        </w:rPr>
-      </w:pPr>
-      <w:r>
-        <w:rPr>
-          <w:rStyle w:val="Strong"/>
-          <w:sz w:val="24"/>
-          <w:szCs w:val="24"/>
+        <w:rPr>
+          <w:rFonts w:ascii="Times New Roman" w:eastAsia="Times New Roman" w:hAnsi="Times New Roman" w:cs="Times New Roman"/>
+          <w:b/>
+          <w:bCs/>
+          <w:sz w:val="28"/>
+          <w:szCs w:val="28"/>
         </w:rPr>
         <w:t>Project Overview:</w:t>
       </w:r>
     </w:p>
     <w:p>
+      <w:pPr>
+        <w:spacing w:before="100" w:beforeAutospacing="1" w:after="100" w:afterAutospacing="1"/>
+        <w:rPr>
+          <w:rFonts w:ascii="Times New Roman" w:eastAsia="Times New Roman" w:hAnsi="Times New Roman" w:cs="Times New Roman"/>
+          <w:sz w:val="24"/>
+          <w:szCs w:val="24"/>
+        </w:rPr>
+      </w:pPr>
       <w:r>
-        <w:t xml:space="preserve">                                   </w:t>
+        <w:rPr>
+          <w:rFonts w:ascii="Times New Roman" w:eastAsia="Times New Roman" w:hAnsi="Times New Roman" w:cs="Times New Roman"/>
+          <w:sz w:val="24"/>
+          <w:szCs w:val="24"/>
+        </w:rPr>
+        <w:t xml:space="preserve">This project focuses on providing hands-on experience in understanding </w:t>
+      </w:r>
+      <w:proofErr w:type="spellStart"/>
+      <w:r>
+        <w:rPr>
+          <w:rFonts w:ascii="Times New Roman" w:eastAsia="Times New Roman" w:hAnsi="Times New Roman" w:cs="Times New Roman"/>
+          <w:sz w:val="24"/>
+          <w:szCs w:val="24"/>
+        </w:rPr>
+        <w:t>cybersecurity</w:t>
+      </w:r>
+      <w:proofErr w:type="spellEnd"/>
+      <w:r>
+        <w:rPr>
+          <w:rFonts w:ascii="Times New Roman" w:eastAsia="Times New Roman" w:hAnsi="Times New Roman" w:cs="Times New Roman"/>
+          <w:sz w:val="24"/>
+          <w:szCs w:val="24"/>
+        </w:rPr>
+        <w:t xml:space="preserve"> threats and defense mechanisms by:</w:t>
+      </w:r>
+    </w:p>
+    <w:p>
+      <w:pPr>
+        <w:numPr>
+          <w:ilvl w:val="0"/>
+          <w:numId w:val="31"/>
+        </w:numPr>
+        <w:spacing w:before="100" w:beforeAutospacing="1" w:after="100" w:afterAutospacing="1"/>
+        <w:rPr>
+          <w:rFonts w:ascii="Times New Roman" w:eastAsia="Times New Roman" w:hAnsi="Times New Roman" w:cs="Times New Roman"/>
+          <w:sz w:val="24"/>
+          <w:szCs w:val="24"/>
+        </w:rPr>
+      </w:pPr>
+      <w:r>
+        <w:rPr>
+          <w:rFonts w:ascii="Times New Roman" w:eastAsia="Times New Roman" w:hAnsi="Times New Roman" w:cs="Times New Roman"/>
+          <w:b/>
+          <w:bCs/>
+          <w:sz w:val="24"/>
+          <w:szCs w:val="24"/>
+        </w:rPr>
+        <w:t>Simulating Login Vulnerabilities:</w:t>
+      </w:r>
+    </w:p>
+    <w:p>
+      <w:pPr>
+        <w:numPr>
+          <w:ilvl w:val="1"/>
+          <w:numId w:val="31"/>
+        </w:numPr>
+        <w:spacing w:before="100" w:beforeAutospacing="1" w:after="100" w:afterAutospacing="1"/>
+        <w:rPr>
+          <w:rFonts w:ascii="Times New Roman" w:eastAsia="Times New Roman" w:hAnsi="Times New Roman" w:cs="Times New Roman"/>
+          <w:sz w:val="24"/>
+          <w:szCs w:val="24"/>
+        </w:rPr>
+      </w:pPr>
+      <w:r>
+        <w:rPr>
+          <w:rFonts w:ascii="Times New Roman" w:eastAsia="Times New Roman" w:hAnsi="Times New Roman" w:cs="Times New Roman"/>
+          <w:sz w:val="24"/>
+          <w:szCs w:val="24"/>
+        </w:rPr>
+        <w:t>Creating a login system with intentional vulnerabilities.</w:t>
+      </w:r>
+    </w:p>
+    <w:p>
+      <w:pPr>
+        <w:numPr>
+          <w:ilvl w:val="1"/>
+          <w:numId w:val="31"/>
+        </w:numPr>
+        <w:spacing w:before="100" w:beforeAutospacing="1" w:after="100" w:afterAutospacing="1"/>
+        <w:rPr>
+          <w:rFonts w:ascii="Times New Roman" w:eastAsia="Times New Roman" w:hAnsi="Times New Roman" w:cs="Times New Roman"/>
+          <w:sz w:val="24"/>
+          <w:szCs w:val="24"/>
+        </w:rPr>
+      </w:pPr>
+      <w:r>
+        <w:rPr>
+          <w:rFonts w:ascii="Times New Roman" w:eastAsia="Times New Roman" w:hAnsi="Times New Roman" w:cs="Times New Roman"/>
+          <w:sz w:val="24"/>
+          <w:szCs w:val="24"/>
+        </w:rPr>
+        <w:lastRenderedPageBreak/>
+        <w:t>Demonstrating SQL injection attacks to exploit these vulnerabilities.</w:t>
+      </w:r>
+    </w:p>
+    <w:p>
+      <w:pPr>
+        <w:numPr>
+          <w:ilvl w:val="0"/>
+          <w:numId w:val="31"/>
+        </w:numPr>
+        <w:spacing w:before="100" w:beforeAutospacing="1" w:after="100" w:afterAutospacing="1"/>
+        <w:rPr>
+          <w:rFonts w:ascii="Times New Roman" w:eastAsia="Times New Roman" w:hAnsi="Times New Roman" w:cs="Times New Roman"/>
+          <w:sz w:val="24"/>
+          <w:szCs w:val="24"/>
+        </w:rPr>
+      </w:pPr>
+      <w:r>
+        <w:rPr>
+          <w:rFonts w:ascii="Times New Roman" w:eastAsia="Times New Roman" w:hAnsi="Times New Roman" w:cs="Times New Roman"/>
+          <w:b/>
+          <w:bCs/>
+          <w:sz w:val="24"/>
+          <w:szCs w:val="24"/>
+        </w:rPr>
+        <w:t>Encrypted Messaging System:</w:t>
+      </w:r>
+    </w:p>
+    <w:p>
+      <w:pPr>
+        <w:numPr>
+          <w:ilvl w:val="1"/>
+          <w:numId w:val="31"/>
+        </w:numPr>
+        <w:spacing w:before="100" w:beforeAutospacing="1" w:after="100" w:afterAutospacing="1"/>
+        <w:rPr>
+          <w:rFonts w:ascii="Times New Roman" w:eastAsia="Times New Roman" w:hAnsi="Times New Roman" w:cs="Times New Roman"/>
+          <w:sz w:val="24"/>
+          <w:szCs w:val="24"/>
+        </w:rPr>
+      </w:pPr>
+      <w:r>
+        <w:rPr>
+          <w:rFonts w:ascii="Times New Roman" w:eastAsia="Times New Roman" w:hAnsi="Times New Roman" w:cs="Times New Roman"/>
+          <w:sz w:val="24"/>
+          <w:szCs w:val="24"/>
+        </w:rPr>
+        <w:t xml:space="preserve">Enabling user-to-user chat within the </w:t>
+      </w:r>
+      <w:proofErr w:type="spellStart"/>
+      <w:r>
+        <w:rPr>
+          <w:rFonts w:ascii="Times New Roman" w:eastAsia="Times New Roman" w:hAnsi="Times New Roman" w:cs="Times New Roman"/>
+          <w:sz w:val="24"/>
+          <w:szCs w:val="24"/>
+        </w:rPr>
+        <w:t>WhatsApp</w:t>
+      </w:r>
+      <w:proofErr w:type="spellEnd"/>
+      <w:r>
+        <w:rPr>
+          <w:rFonts w:ascii="Times New Roman" w:eastAsia="Times New Roman" w:hAnsi="Times New Roman" w:cs="Times New Roman"/>
+          <w:sz w:val="24"/>
+          <w:szCs w:val="24"/>
+        </w:rPr>
+        <w:t xml:space="preserve"> clone.</w:t>
+      </w:r>
+    </w:p>
+    <w:p>
+      <w:pPr>
+        <w:numPr>
+          <w:ilvl w:val="1"/>
+          <w:numId w:val="31"/>
+        </w:numPr>
+        <w:spacing w:before="100" w:beforeAutospacing="1" w:after="100" w:afterAutospacing="1"/>
+        <w:rPr>
+          <w:rFonts w:ascii="Times New Roman" w:eastAsia="Times New Roman" w:hAnsi="Times New Roman" w:cs="Times New Roman"/>
+          <w:sz w:val="24"/>
+          <w:szCs w:val="24"/>
+        </w:rPr>
+      </w:pPr>
+      <w:r>
+        <w:rPr>
+          <w:rFonts w:ascii="Times New Roman" w:eastAsia="Times New Roman" w:hAnsi="Times New Roman" w:cs="Times New Roman"/>
+          <w:sz w:val="24"/>
+          <w:szCs w:val="24"/>
+        </w:rPr>
+        <w:t>Implementing encryption for messages sent and decryption for messages received to showcase secure communication protocols.</w:t>
+      </w:r>
+    </w:p>
+    <w:p>
+      <w:pPr>
+        <w:numPr>
+          <w:ilvl w:val="0"/>
+          <w:numId w:val="31"/>
+        </w:numPr>
+        <w:spacing w:before="100" w:beforeAutospacing="1" w:after="100" w:afterAutospacing="1"/>
+        <w:rPr>
+          <w:rFonts w:ascii="Times New Roman" w:eastAsia="Times New Roman" w:hAnsi="Times New Roman" w:cs="Times New Roman"/>
+          <w:sz w:val="24"/>
+          <w:szCs w:val="24"/>
+        </w:rPr>
+      </w:pPr>
+      <w:r>
+        <w:rPr>
+          <w:rFonts w:ascii="Times New Roman" w:eastAsia="Times New Roman" w:hAnsi="Times New Roman" w:cs="Times New Roman"/>
+          <w:b/>
+          <w:bCs/>
+          <w:sz w:val="24"/>
+          <w:szCs w:val="24"/>
+        </w:rPr>
+        <w:t>Brute Force Password Cracking:</w:t>
+      </w:r>
+    </w:p>
+    <w:p>
+      <w:pPr>
+        <w:numPr>
+          <w:ilvl w:val="1"/>
+          <w:numId w:val="31"/>
+        </w:numPr>
+        <w:spacing w:before="100" w:beforeAutospacing="1" w:after="100" w:afterAutospacing="1"/>
+        <w:rPr>
+          <w:rFonts w:ascii="Times New Roman" w:eastAsia="Times New Roman" w:hAnsi="Times New Roman" w:cs="Times New Roman"/>
+          <w:sz w:val="24"/>
+          <w:szCs w:val="24"/>
+        </w:rPr>
+      </w:pPr>
+      <w:r>
+        <w:rPr>
+          <w:rFonts w:ascii="Times New Roman" w:eastAsia="Times New Roman" w:hAnsi="Times New Roman" w:cs="Times New Roman"/>
+          <w:sz w:val="24"/>
+          <w:szCs w:val="24"/>
+        </w:rPr>
+        <w:t>Introducing basic brute force attacks.</w:t>
+      </w:r>
+    </w:p>
+    <w:p>
+      <w:pPr>
+        <w:numPr>
+          <w:ilvl w:val="1"/>
+          <w:numId w:val="31"/>
+        </w:numPr>
+        <w:spacing w:before="100" w:beforeAutospacing="1" w:after="100" w:afterAutospacing="1"/>
+        <w:rPr>
+          <w:rFonts w:ascii="Times New Roman" w:eastAsia="Times New Roman" w:hAnsi="Times New Roman" w:cs="Times New Roman"/>
+          <w:sz w:val="24"/>
+          <w:szCs w:val="24"/>
+        </w:rPr>
+      </w:pPr>
+      <w:r>
+        <w:rPr>
+          <w:rFonts w:ascii="Times New Roman" w:eastAsia="Times New Roman" w:hAnsi="Times New Roman" w:cs="Times New Roman"/>
+          <w:sz w:val="24"/>
+          <w:szCs w:val="24"/>
+        </w:rPr>
+        <w:t>Exploring advanced brute force techniques such as:</w:t>
+      </w:r>
+    </w:p>
+    <w:p>
+      <w:pPr>
+        <w:numPr>
+          <w:ilvl w:val="2"/>
+          <w:numId w:val="31"/>
+        </w:numPr>
+        <w:spacing w:before="100" w:beforeAutospacing="1" w:after="100" w:afterAutospacing="1"/>
+        <w:rPr>
+          <w:rFonts w:ascii="Times New Roman" w:eastAsia="Times New Roman" w:hAnsi="Times New Roman" w:cs="Times New Roman"/>
+          <w:sz w:val="24"/>
+          <w:szCs w:val="24"/>
+        </w:rPr>
+      </w:pPr>
+      <w:r>
+        <w:rPr>
+          <w:rFonts w:ascii="Times New Roman" w:eastAsia="Times New Roman" w:hAnsi="Times New Roman" w:cs="Times New Roman"/>
+          <w:b/>
+          <w:bCs/>
+          <w:sz w:val="24"/>
+          <w:szCs w:val="24"/>
+        </w:rPr>
+        <w:t>Divide and Conquer:</w:t>
       </w:r>
       <w:r>
-        <w:t>The project will simulate real-world cyber-attacks on the V-App, allowing the S-App to analyze attack data in real time. Based on these findings, the S-App will automatically apply security patches, closing identified vulnerabilities. The project highlights principles of proactive defense and real-time adaptive security measures, fostering a deep understanding of how to safeguard communication platforms.</w:t>
+        <w:rPr>
+          <w:rFonts w:ascii="Times New Roman" w:eastAsia="Times New Roman" w:hAnsi="Times New Roman" w:cs="Times New Roman"/>
+          <w:sz w:val="24"/>
+          <w:szCs w:val="24"/>
+        </w:rPr>
+        <w:t xml:space="preserve"> Breaking the password problem into smaller parts to optimize the attack.</w:t>
       </w:r>
     </w:p>
-    <w:p/>
-    <w:p/>
     <w:p>
       <w:pPr>
-        <w:rPr>
-          <w:rStyle w:val="Strong"/>
+        <w:numPr>
+          <w:ilvl w:val="2"/>
+          <w:numId w:val="31"/>
+        </w:numPr>
+        <w:spacing w:before="100" w:beforeAutospacing="1" w:after="100" w:afterAutospacing="1"/>
+        <w:rPr>
+          <w:rFonts w:ascii="Times New Roman" w:eastAsia="Times New Roman" w:hAnsi="Times New Roman" w:cs="Times New Roman"/>
           <w:sz w:val="24"/>
           <w:szCs w:val="24"/>
         </w:rPr>
       </w:pPr>
       <w:r>
         <w:rPr>
-          <w:rStyle w:val="Strong"/>
-          <w:sz w:val="24"/>
-          <w:szCs w:val="24"/>
-        </w:rPr>
-        <w:lastRenderedPageBreak/>
+          <w:rFonts w:ascii="Times New Roman" w:eastAsia="Times New Roman" w:hAnsi="Times New Roman" w:cs="Times New Roman"/>
+          <w:b/>
+          <w:bCs/>
+          <w:sz w:val="24"/>
+          <w:szCs w:val="24"/>
+        </w:rPr>
+        <w:t>Heuristic Methods:</w:t>
+      </w:r>
+      <w:r>
+        <w:rPr>
+          <w:rFonts w:ascii="Times New Roman" w:eastAsia="Times New Roman" w:hAnsi="Times New Roman" w:cs="Times New Roman"/>
+          <w:sz w:val="24"/>
+          <w:szCs w:val="24"/>
+        </w:rPr>
+        <w:t xml:space="preserve"> Using intelligent guesses to reduce the number of attempts needed.</w:t>
+      </w:r>
+    </w:p>
+    <w:p>
+      <w:pPr>
+        <w:rPr>
+          <w:rFonts w:ascii="Times New Roman" w:eastAsia="Times New Roman" w:hAnsi="Times New Roman" w:cs="Times New Roman"/>
+          <w:sz w:val="24"/>
+          <w:szCs w:val="24"/>
+        </w:rPr>
+      </w:pPr>
+      <w:r>
+        <w:rPr>
+          <w:rFonts w:ascii="Times New Roman" w:eastAsia="Times New Roman" w:hAnsi="Times New Roman" w:cs="Times New Roman"/>
+          <w:sz w:val="24"/>
+          <w:szCs w:val="24"/>
+        </w:rPr>
+        <w:pict w14:anchorId="21966F28">
+          <v:rect id="_x0000_i1027" style="width:0;height:1.5pt" o:hralign="center" o:hrstd="t" o:hr="t" fillcolor="#a0a0a0" stroked="f"/>
+        </w:pict>
+      </w:r>
+    </w:p>
+    <w:p>
+      <w:pPr>
+        <w:spacing w:before="100" w:beforeAutospacing="1" w:after="100" w:afterAutospacing="1"/>
+        <w:rPr>
+          <w:rFonts w:ascii="Times New Roman" w:eastAsia="Times New Roman" w:hAnsi="Times New Roman" w:cs="Times New Roman"/>
+          <w:sz w:val="28"/>
+          <w:szCs w:val="28"/>
+        </w:rPr>
+      </w:pPr>
+      <w:r>
+        <w:rPr>
+          <w:rFonts w:ascii="Times New Roman" w:eastAsia="Times New Roman" w:hAnsi="Times New Roman" w:cs="Times New Roman"/>
+          <w:b/>
+          <w:bCs/>
+          <w:sz w:val="28"/>
+          <w:szCs w:val="28"/>
+        </w:rPr>
         <w:t>Project Scope:</w:t>
       </w:r>
     </w:p>
     <w:p>
       <w:pPr>
-        <w:pStyle w:val="ListParagraph"/>
         <w:numPr>
           <w:ilvl w:val="0"/>
-          <w:numId w:val="30"/>
+          <w:numId w:val="32"/>
         </w:numPr>
-        <w:rPr>
+        <w:spacing w:before="100" w:beforeAutospacing="1" w:after="100" w:afterAutospacing="1"/>
+        <w:rPr>
+          <w:rFonts w:ascii="Times New Roman" w:eastAsia="Times New Roman" w:hAnsi="Times New Roman" w:cs="Times New Roman"/>
+          <w:sz w:val="24"/>
+          <w:szCs w:val="24"/>
+        </w:rPr>
+      </w:pPr>
+      <w:r>
+        <w:rPr>
+          <w:rFonts w:ascii="Times New Roman" w:eastAsia="Times New Roman" w:hAnsi="Times New Roman" w:cs="Times New Roman"/>
           <w:b/>
           <w:bCs/>
-        </w:rPr>
-      </w:pPr>
-      <w:r>
-        <w:rPr>
-          <w:b/>
-          <w:bCs/>
-        </w:rPr>
-        <w:t>Chat Application Features:</w:t>
+          <w:sz w:val="24"/>
+          <w:szCs w:val="24"/>
+        </w:rPr>
+        <w:t>Educational Purpose:</w:t>
       </w:r>
     </w:p>
     <w:p>
       <w:pPr>
-        <w:pStyle w:val="ListParagraph"/>
         <w:numPr>
-          <w:ilvl w:val="0"/>
-          <w:numId w:val="26"/>
+          <w:ilvl w:val="1"/>
+          <w:numId w:val="32"/>
         </w:numPr>
+        <w:spacing w:before="100" w:beforeAutospacing="1" w:after="100" w:afterAutospacing="1"/>
+        <w:rPr>
+          <w:rFonts w:ascii="Times New Roman" w:eastAsia="Times New Roman" w:hAnsi="Times New Roman" w:cs="Times New Roman"/>
+          <w:sz w:val="24"/>
+          <w:szCs w:val="24"/>
+        </w:rPr>
       </w:pPr>
       <w:r>
-        <w:t>User Registration, Authentication, and Messaging – essential chat features with encryption mechanisms in S-App.</w:t>
+        <w:rPr>
+          <w:rFonts w:ascii="Times New Roman" w:eastAsia="Times New Roman" w:hAnsi="Times New Roman" w:cs="Times New Roman"/>
+          <w:sz w:val="24"/>
+          <w:szCs w:val="24"/>
+        </w:rPr>
+        <w:t xml:space="preserve">Designed for beginners to learn and practice fundamental and advanced </w:t>
+      </w:r>
+      <w:proofErr w:type="spellStart"/>
+      <w:r>
+        <w:rPr>
+          <w:rFonts w:ascii="Times New Roman" w:eastAsia="Times New Roman" w:hAnsi="Times New Roman" w:cs="Times New Roman"/>
+          <w:sz w:val="24"/>
+          <w:szCs w:val="24"/>
+        </w:rPr>
+        <w:t>cybersecurity</w:t>
+      </w:r>
+      <w:proofErr w:type="spellEnd"/>
+      <w:r>
+        <w:rPr>
+          <w:rFonts w:ascii="Times New Roman" w:eastAsia="Times New Roman" w:hAnsi="Times New Roman" w:cs="Times New Roman"/>
+          <w:sz w:val="24"/>
+          <w:szCs w:val="24"/>
+        </w:rPr>
+        <w:t xml:space="preserve"> techniques in a safe environment.</w:t>
       </w:r>
     </w:p>
     <w:p>
       <w:pPr>
-        <w:pStyle w:val="ListParagraph"/>
         <w:numPr>
           <w:ilvl w:val="0"/>
-          <w:numId w:val="26"/>
+          <w:numId w:val="32"/>
         </w:numPr>
+        <w:spacing w:before="100" w:beforeAutospacing="1" w:after="100" w:afterAutospacing="1"/>
+        <w:rPr>
+          <w:rFonts w:ascii="Times New Roman" w:eastAsia="Times New Roman" w:hAnsi="Times New Roman" w:cs="Times New Roman"/>
+          <w:sz w:val="24"/>
+          <w:szCs w:val="24"/>
+        </w:rPr>
       </w:pPr>
       <w:r>
-        <w:t>Data Storage: Vulnerable storage (V-App) versus secure encrypted storage (S-App).</w:t>
+        <w:rPr>
+          <w:rFonts w:ascii="Times New Roman" w:eastAsia="Times New Roman" w:hAnsi="Times New Roman" w:cs="Times New Roman"/>
+          <w:b/>
+          <w:bCs/>
+          <w:sz w:val="24"/>
+          <w:szCs w:val="24"/>
+        </w:rPr>
+        <w:t>Controlled Demonstrations:</w:t>
       </w:r>
     </w:p>
     <w:p>
       <w:pPr>
-        <w:pStyle w:val="ListParagraph"/>
         <w:numPr>
-          <w:ilvl w:val="0"/>
-          <w:numId w:val="26"/>
+          <w:ilvl w:val="1"/>
+          <w:numId w:val="32"/>
         </w:numPr>
+        <w:spacing w:before="100" w:beforeAutospacing="1" w:after="100" w:afterAutospacing="1"/>
+        <w:rPr>
+          <w:rFonts w:ascii="Times New Roman" w:eastAsia="Times New Roman" w:hAnsi="Times New Roman" w:cs="Times New Roman"/>
+          <w:sz w:val="24"/>
+          <w:szCs w:val="24"/>
+        </w:rPr>
       </w:pPr>
       <w:r>
-        <w:t>End-to-End Encryption: Implemented only in S-App to safeguard message transmission.</w:t>
-      </w:r>
-    </w:p>
-    <w:p/>
-    <w:p>
-      <w:pPr>
-        <w:pStyle w:val="ListParagraph"/>
-        <w:numPr>
-          <w:ilvl w:val="0"/>
-          <w:numId w:val="30"/>
-        </w:numPr>
-        <w:rPr>
-          <w:b/>
-          <w:bCs/>
-        </w:rPr>
-      </w:pPr>
-      <w:r>
-        <w:rPr>
-          <w:b/>
-          <w:bCs/>
-        </w:rPr>
-        <w:t>Simulated Attack Vectors:</w:t>
+        <w:rPr>
+          <w:rFonts w:ascii="Times New Roman" w:eastAsia="Times New Roman" w:hAnsi="Times New Roman" w:cs="Times New Roman"/>
+          <w:sz w:val="24"/>
+          <w:szCs w:val="24"/>
+        </w:rPr>
+        <w:t>Simulates real-world attack scenarios without posing any actual security risks.</w:t>
       </w:r>
     </w:p>
     <w:p>
       <w:pPr>
-        <w:pStyle w:val="ListParagraph"/>
         <w:numPr>
-          <w:ilvl w:val="0"/>
-          <w:numId w:val="27"/>
+          <w:ilvl w:val="1"/>
+          <w:numId w:val="32"/>
         </w:numPr>
+        <w:spacing w:before="100" w:beforeAutospacing="1" w:after="100" w:afterAutospacing="1"/>
+        <w:rPr>
+          <w:rFonts w:ascii="Times New Roman" w:eastAsia="Times New Roman" w:hAnsi="Times New Roman" w:cs="Times New Roman"/>
+          <w:sz w:val="24"/>
+          <w:szCs w:val="24"/>
+        </w:rPr>
       </w:pPr>
       <w:r>
-        <w:t>SQL Injection: Exploiting unvalidated inputs in V-App to manipulate database queries.</w:t>
+        <w:rPr>
+          <w:rFonts w:ascii="Times New Roman" w:eastAsia="Times New Roman" w:hAnsi="Times New Roman" w:cs="Times New Roman"/>
+          <w:sz w:val="24"/>
+          <w:szCs w:val="24"/>
+        </w:rPr>
+        <w:t>Offers step-by-step guidance on performing attacks and understanding their impact.</w:t>
       </w:r>
     </w:p>
     <w:p>
       <w:pPr>
-        <w:pStyle w:val="ListParagraph"/>
         <w:numPr>
           <w:ilvl w:val="0"/>
-          <w:numId w:val="27"/>
+          <w:numId w:val="32"/>
         </w:numPr>
+        <w:spacing w:before="100" w:beforeAutospacing="1" w:after="100" w:afterAutospacing="1"/>
+        <w:rPr>
+          <w:rFonts w:ascii="Times New Roman" w:eastAsia="Times New Roman" w:hAnsi="Times New Roman" w:cs="Times New Roman"/>
+          <w:sz w:val="24"/>
+          <w:szCs w:val="24"/>
+        </w:rPr>
       </w:pPr>
       <w:r>
-        <w:t>Cross-Site Scripting (XSS): Injecting malicious scripts into V-App’s message content.</w:t>
+        <w:rPr>
+          <w:rFonts w:ascii="Times New Roman" w:eastAsia="Times New Roman" w:hAnsi="Times New Roman" w:cs="Times New Roman"/>
+          <w:b/>
+          <w:bCs/>
+          <w:sz w:val="24"/>
+          <w:szCs w:val="24"/>
+        </w:rPr>
+        <w:t>Learning Outcomes:</w:t>
       </w:r>
     </w:p>
     <w:p>
       <w:pPr>
-        <w:pStyle w:val="ListParagraph"/>
         <w:numPr>
-          <w:ilvl w:val="0"/>
-          <w:numId w:val="27"/>
+          <w:ilvl w:val="1"/>
+          <w:numId w:val="32"/>
         </w:numPr>
+        <w:spacing w:before="100" w:beforeAutospacing="1" w:after="100" w:afterAutospacing="1"/>
+        <w:rPr>
+          <w:rFonts w:ascii="Times New Roman" w:eastAsia="Times New Roman" w:hAnsi="Times New Roman" w:cs="Times New Roman"/>
+          <w:sz w:val="24"/>
+          <w:szCs w:val="24"/>
+        </w:rPr>
       </w:pPr>
       <w:r>
-        <w:t>Brute Force Attacks: Exploiting weak authentication mechanisms in V-App.</w:t>
+        <w:rPr>
+          <w:rFonts w:ascii="Times New Roman" w:eastAsia="Times New Roman" w:hAnsi="Times New Roman" w:cs="Times New Roman"/>
+          <w:sz w:val="24"/>
+          <w:szCs w:val="24"/>
+        </w:rPr>
+        <w:t>Understanding how brute force attacks work and the importance of strong passwords.</w:t>
+      </w:r>
+      <w:bookmarkStart w:id="0" w:name="_GoBack"/>
+      <w:bookmarkEnd w:id="0"/>
+    </w:p>
+    <w:p>
+      <w:pPr>
+        <w:numPr>
+          <w:ilvl w:val="1"/>
+          <w:numId w:val="32"/>
+        </w:numPr>
+        <w:spacing w:before="100" w:beforeAutospacing="1" w:after="100" w:afterAutospacing="1"/>
+        <w:rPr>
+          <w:rFonts w:ascii="Times New Roman" w:eastAsia="Times New Roman" w:hAnsi="Times New Roman" w:cs="Times New Roman"/>
+          <w:sz w:val="24"/>
+          <w:szCs w:val="24"/>
+        </w:rPr>
+      </w:pPr>
+      <w:r>
+        <w:rPr>
+          <w:rFonts w:ascii="Times New Roman" w:eastAsia="Times New Roman" w:hAnsi="Times New Roman" w:cs="Times New Roman"/>
+          <w:sz w:val="24"/>
+          <w:szCs w:val="24"/>
+        </w:rPr>
+        <w:t>Gaining knowledge about SQL injection vulnerabilities and how to prevent them.</w:t>
       </w:r>
     </w:p>
     <w:p>
       <w:pPr>
-        <w:pStyle w:val="ListParagraph"/>
         <w:numPr>
-          <w:ilvl w:val="0"/>
-          <w:numId w:val="27"/>
+          <w:ilvl w:val="1"/>
+          <w:numId w:val="32"/>
         </w:numPr>
+        <w:spacing w:before="100" w:beforeAutospacing="1" w:after="100" w:afterAutospacing="1"/>
+        <w:rPr>
+          <w:rFonts w:ascii="Times New Roman" w:eastAsia="Times New Roman" w:hAnsi="Times New Roman" w:cs="Times New Roman"/>
+          <w:sz w:val="24"/>
+          <w:szCs w:val="24"/>
+        </w:rPr>
       </w:pPr>
       <w:r>
-        <w:t>Buffer Overflow: Exploiting poor input handling in V-App, leading to crashes or code execution.</w:t>
-      </w:r>
-    </w:p>
-    <w:p/>
-    <w:p>
-      <w:pPr>
-        <w:pStyle w:val="ListParagraph"/>
-        <w:numPr>
-          <w:ilvl w:val="0"/>
-          <w:numId w:val="30"/>
-        </w:numPr>
-        <w:rPr>
-          <w:b/>
-          <w:bCs/>
-        </w:rPr>
-      </w:pPr>
-      <w:r>
-        <w:rPr>
-          <w:b/>
-          <w:bCs/>
-        </w:rPr>
-        <w:t>Learning and Patching Mechanism:</w:t>
+        <w:rPr>
+          <w:rFonts w:ascii="Times New Roman" w:eastAsia="Times New Roman" w:hAnsi="Times New Roman" w:cs="Times New Roman"/>
+          <w:sz w:val="24"/>
+          <w:szCs w:val="24"/>
+        </w:rPr>
+        <w:t>Learning encryption and decryption methods for securing data communication.</w:t>
       </w:r>
     </w:p>
     <w:p>
       <w:pPr>
-        <w:pStyle w:val="ListParagraph"/>
         <w:numPr>
           <w:ilvl w:val="0"/>
-          <w:numId w:val="28"/>
+          <w:numId w:val="32"/>
         </w:numPr>
+        <w:spacing w:before="100" w:beforeAutospacing="1" w:after="100" w:afterAutospacing="1"/>
+        <w:rPr>
+          <w:rFonts w:ascii="Times New Roman" w:eastAsia="Times New Roman" w:hAnsi="Times New Roman" w:cs="Times New Roman"/>
+          <w:sz w:val="24"/>
+          <w:szCs w:val="24"/>
+        </w:rPr>
       </w:pPr>
       <w:r>
-        <w:t xml:space="preserve">Attack </w:t>
-      </w:r>
-      <w:r>
-        <w:rPr>
-          <w:vertAlign w:val="subscript"/>
-        </w:rPr>
-        <w:t>Detection</w:t>
-      </w:r>
-      <w:r>
-        <w:t>: Real-time monitoring of attack attempts on V-App.</w:t>
+        <w:rPr>
+          <w:rFonts w:ascii="Times New Roman" w:eastAsia="Times New Roman" w:hAnsi="Times New Roman" w:cs="Times New Roman"/>
+          <w:b/>
+          <w:bCs/>
+          <w:sz w:val="24"/>
+          <w:szCs w:val="24"/>
+        </w:rPr>
+        <w:t>Functional Features:</w:t>
       </w:r>
     </w:p>
     <w:p>
       <w:pPr>
-        <w:pStyle w:val="ListParagraph"/>
         <w:numPr>
-          <w:ilvl w:val="0"/>
-          <w:numId w:val="28"/>
+          <w:ilvl w:val="1"/>
+          <w:numId w:val="32"/>
         </w:numPr>
+        <w:spacing w:before="100" w:beforeAutospacing="1" w:after="100" w:afterAutospacing="1"/>
+        <w:rPr>
+          <w:rFonts w:ascii="Times New Roman" w:eastAsia="Times New Roman" w:hAnsi="Times New Roman" w:cs="Times New Roman"/>
+          <w:sz w:val="24"/>
+          <w:szCs w:val="24"/>
+        </w:rPr>
       </w:pPr>
       <w:r>
-        <w:t>Data Collection: Gathering detailed information on attack patterns (e.g., IP addresses, payloads, attack timing).</w:t>
-      </w:r>
-    </w:p>
-    <w:p/>
-    <w:p>
-      <w:pPr>
-        <w:pStyle w:val="ListParagraph"/>
-        <w:numPr>
-          <w:ilvl w:val="0"/>
-          <w:numId w:val="30"/>
-        </w:numPr>
-        <w:rPr>
-          <w:b/>
-          <w:bCs/>
-        </w:rPr>
-      </w:pPr>
-      <w:r>
-        <w:rPr>
-          <w:b/>
-          <w:bCs/>
-        </w:rPr>
-        <w:t>Monitoring and Logging:</w:t>
+        <w:rPr>
+          <w:rFonts w:ascii="Times New Roman" w:eastAsia="Times New Roman" w:hAnsi="Times New Roman" w:cs="Times New Roman"/>
+          <w:sz w:val="24"/>
+          <w:szCs w:val="24"/>
+        </w:rPr>
+        <w:t>Login module with intentional vulnerabilities for educational purposes.</w:t>
       </w:r>
     </w:p>
     <w:p>
       <w:pPr>
-        <w:pStyle w:val="ListParagraph"/>
         <w:numPr>
-          <w:ilvl w:val="0"/>
-          <w:numId w:val="29"/>
+          <w:ilvl w:val="1"/>
+          <w:numId w:val="32"/>
         </w:numPr>
+        <w:spacing w:before="100" w:beforeAutospacing="1" w:after="100" w:afterAutospacing="1"/>
+        <w:rPr>
+          <w:rFonts w:ascii="Times New Roman" w:eastAsia="Times New Roman" w:hAnsi="Times New Roman" w:cs="Times New Roman"/>
+          <w:sz w:val="24"/>
+          <w:szCs w:val="24"/>
+        </w:rPr>
       </w:pPr>
       <w:r>
-        <w:t>Detailed logs for both apps, capturing attack attempts, user behavior, and mitigation actions.</w:t>
+        <w:rPr>
+          <w:rFonts w:ascii="Times New Roman" w:eastAsia="Times New Roman" w:hAnsi="Times New Roman" w:cs="Times New Roman"/>
+          <w:sz w:val="24"/>
+          <w:szCs w:val="24"/>
+        </w:rPr>
+        <w:t xml:space="preserve">A simple messaging interface replicating </w:t>
+      </w:r>
+      <w:proofErr w:type="spellStart"/>
+      <w:r>
+        <w:rPr>
+          <w:rFonts w:ascii="Times New Roman" w:eastAsia="Times New Roman" w:hAnsi="Times New Roman" w:cs="Times New Roman"/>
+          <w:sz w:val="24"/>
+          <w:szCs w:val="24"/>
+        </w:rPr>
+        <w:t>WhatsApp</w:t>
+      </w:r>
+      <w:proofErr w:type="spellEnd"/>
+      <w:r>
+        <w:rPr>
+          <w:rFonts w:ascii="Times New Roman" w:eastAsia="Times New Roman" w:hAnsi="Times New Roman" w:cs="Times New Roman"/>
+          <w:sz w:val="24"/>
+          <w:szCs w:val="24"/>
+        </w:rPr>
+        <w:t xml:space="preserve"> functionality.</w:t>
       </w:r>
     </w:p>
     <w:p>
       <w:pPr>
-        <w:pStyle w:val="ListParagraph"/>
         <w:numPr>
-          <w:ilvl w:val="0"/>
-          <w:numId w:val="29"/>
+          <w:ilvl w:val="1"/>
+          <w:numId w:val="32"/>
         </w:numPr>
+        <w:spacing w:before="100" w:beforeAutospacing="1" w:after="100" w:afterAutospacing="1"/>
+        <w:rPr>
+          <w:rFonts w:ascii="Times New Roman" w:eastAsia="Times New Roman" w:hAnsi="Times New Roman" w:cs="Times New Roman"/>
+          <w:sz w:val="24"/>
+          <w:szCs w:val="24"/>
+        </w:rPr>
       </w:pPr>
       <w:r>
-        <w:t>A centralized dashboard for security analysis, visualizing attack history, success rates, and patch status.</w:t>
+        <w:rPr>
+          <w:rFonts w:ascii="Times New Roman" w:eastAsia="Times New Roman" w:hAnsi="Times New Roman" w:cs="Times New Roman"/>
+          <w:sz w:val="24"/>
+          <w:szCs w:val="24"/>
+        </w:rPr>
+        <w:t>Implementation of encryption algorithms to secure chat messages.</w:t>
       </w:r>
     </w:p>
-    <w:p/>
-    <w:p/>
+    <w:p>
+      <w:pPr>
+        <w:numPr>
+          <w:ilvl w:val="1"/>
+          <w:numId w:val="32"/>
+        </w:numPr>
+        <w:spacing w:before="100" w:beforeAutospacing="1" w:after="100" w:afterAutospacing="1"/>
+        <w:rPr>
+          <w:rFonts w:ascii="Times New Roman" w:eastAsia="Times New Roman" w:hAnsi="Times New Roman" w:cs="Times New Roman"/>
+          <w:sz w:val="24"/>
+          <w:szCs w:val="24"/>
+        </w:rPr>
+      </w:pPr>
+      <w:r>
+        <w:rPr>
+          <w:rFonts w:ascii="Times New Roman" w:eastAsia="Times New Roman" w:hAnsi="Times New Roman" w:cs="Times New Roman"/>
+          <w:sz w:val="24"/>
+          <w:szCs w:val="24"/>
+        </w:rPr>
+        <w:t>Tools to demonstrate the breaking of passwords using brute force and its variants.</w:t>
+      </w:r>
+    </w:p>
     <w:p/>
     <w:sectPr>
       <w:pgSz w:w="12240" w:h="15840"/>
@@ -696,8 +1311,8 @@
 </file>
 
 <file path=word/numbering.xml><?xml version="1.0" encoding="utf-8"?>
-<w:numbering xmlns:wpc="http://schemas.microsoft.com/office/word/2010/wordprocessingCanvas" xmlns:cx="http://schemas.microsoft.com/office/drawing/2014/chartex" xmlns:cx1="http://schemas.microsoft.com/office/drawing/2015/9/8/chartex" xmlns:cx2="http://schemas.microsoft.com/office/drawing/2015/10/21/chartex" xmlns:cx3="http://schemas.microsoft.com/office/drawing/2016/5/9/chartex" xmlns:cx4="http://schemas.microsoft.com/office/drawing/2016/5/10/chartex" xmlns:cx5="http://schemas.microsoft.com/office/drawing/2016/5/11/chartex" xmlns:cx6="http://schemas.microsoft.com/office/drawing/2016/5/12/chartex" xmlns:cx7="http://schemas.microsoft.com/office/drawing/2016/5/13/chartex" xmlns:cx8="http://schemas.microsoft.com/office/drawing/2016/5/14/chartex" xmlns:mc="http://schemas.openxmlformats.org/markup-compatibility/2006" xmlns:aink="http://schemas.microsoft.com/office/drawing/2016/ink" xmlns:am3d="http://schemas.microsoft.com/office/drawing/2017/model3d" xmlns:o="urn:schemas-microsoft-com:office:office" xmlns:oel="http://schemas.microsoft.com/office/2019/extlst" xmlns:r="http://schemas.openxmlformats.org/officeDocument/2006/relationships" xmlns:m="http://schemas.openxmlformats.org/officeDocument/2006/math" xmlns:v="urn:schemas-microsoft-com:vml" xmlns:wp14="http://schemas.microsoft.com/office/word/2010/wordprocessingDrawing" xmlns:wp="http://schemas.openxmlformats.org/drawingml/2006/wordprocessingDrawing" xmlns:w10="urn:schemas-microsoft-com:office:word" xmlns:w="http://schemas.openxmlformats.org/wordprocessingml/2006/main" xmlns:w14="http://schemas.microsoft.com/office/word/2010/wordml" xmlns:w15="http://schemas.microsoft.com/office/word/2012/wordml" xmlns:w16cex="http://schemas.microsoft.com/office/word/2018/wordml/cex" xmlns:w16cid="http://schemas.microsoft.com/office/word/2016/wordml/cid" xmlns:w16="http://schemas.microsoft.com/office/word/2018/wordml" xmlns:w16du="http://schemas.microsoft.com/office/word/2023/wordml/word16du" xmlns:w16sdtdh="http://schemas.microsoft.com/office/word/2020/wordml/sdtdatahash" xmlns:w16se="http://schemas.microsoft.com/office/word/2015/wordml/symex" xmlns:wpg="http://schemas.microsoft.com/office/word/2010/wordprocessingGroup" xmlns:wpi="http://schemas.microsoft.com/office/word/2010/wordprocessingInk" xmlns:wne="http://schemas.microsoft.com/office/word/2006/wordml" xmlns:wps="http://schemas.microsoft.com/office/word/2010/wordprocessingShape" mc:Ignorable="w14 w15 w16se w16cid w16 w16cex w16sdtdh w16du wp14">
-  <w:abstractNum w:abstractNumId="0" w15:restartNumberingAfterBreak="0">
+<w:numbering xmlns:wpc="http://schemas.microsoft.com/office/word/2010/wordprocessingCanvas" xmlns:mc="http://schemas.openxmlformats.org/markup-compatibility/2006" xmlns:o="urn:schemas-microsoft-com:office:office" xmlns:r="http://schemas.openxmlformats.org/officeDocument/2006/relationships" xmlns:m="http://schemas.openxmlformats.org/officeDocument/2006/math" xmlns:v="urn:schemas-microsoft-com:vml" xmlns:wp14="http://schemas.microsoft.com/office/word/2010/wordprocessingDrawing" xmlns:wp="http://schemas.openxmlformats.org/drawingml/2006/wordprocessingDrawing" xmlns:w10="urn:schemas-microsoft-com:office:word" xmlns:w="http://schemas.openxmlformats.org/wordprocessingml/2006/main" xmlns:w14="http://schemas.microsoft.com/office/word/2010/wordml" xmlns:w15="http://schemas.microsoft.com/office/word/2012/wordml" xmlns:wpg="http://schemas.microsoft.com/office/word/2010/wordprocessingGroup" xmlns:wpi="http://schemas.microsoft.com/office/word/2010/wordprocessingInk" xmlns:wne="http://schemas.microsoft.com/office/word/2006/wordml" xmlns:wps="http://schemas.microsoft.com/office/word/2010/wordprocessingShape" mc:Ignorable="w14 w15 wp14">
+  <w:abstractNum w:abstractNumId="0">
     <w:nsid w:val="FFFFFF7C"/>
     <w:multiLevelType w:val="singleLevel"/>
     <w:tmpl w:val="6F128CC0"/>
@@ -714,7 +1329,7 @@
       </w:pPr>
     </w:lvl>
   </w:abstractNum>
-  <w:abstractNum w:abstractNumId="1" w15:restartNumberingAfterBreak="0">
+  <w:abstractNum w:abstractNumId="1">
     <w:nsid w:val="FFFFFF7D"/>
     <w:multiLevelType w:val="singleLevel"/>
     <w:tmpl w:val="DAA0AA1C"/>
@@ -731,7 +1346,7 @@
       </w:pPr>
     </w:lvl>
   </w:abstractNum>
-  <w:abstractNum w:abstractNumId="2" w15:restartNumberingAfterBreak="0">
+  <w:abstractNum w:abstractNumId="2">
     <w:nsid w:val="FFFFFF7E"/>
     <w:multiLevelType w:val="singleLevel"/>
     <w:tmpl w:val="C6928A44"/>
@@ -748,7 +1363,7 @@
       </w:pPr>
     </w:lvl>
   </w:abstractNum>
-  <w:abstractNum w:abstractNumId="3" w15:restartNumberingAfterBreak="0">
+  <w:abstractNum w:abstractNumId="3">
     <w:nsid w:val="FFFFFF7F"/>
     <w:multiLevelType w:val="singleLevel"/>
     <w:tmpl w:val="75ACADB0"/>
@@ -765,7 +1380,7 @@
       </w:pPr>
     </w:lvl>
   </w:abstractNum>
-  <w:abstractNum w:abstractNumId="4" w15:restartNumberingAfterBreak="0">
+  <w:abstractNum w:abstractNumId="4">
     <w:nsid w:val="FFFFFF80"/>
     <w:multiLevelType w:val="singleLevel"/>
     <w:tmpl w:val="217AC734"/>
@@ -785,7 +1400,7 @@
       </w:rPr>
     </w:lvl>
   </w:abstractNum>
-  <w:abstractNum w:abstractNumId="5" w15:restartNumberingAfterBreak="0">
+  <w:abstractNum w:abstractNumId="5">
     <w:nsid w:val="FFFFFF81"/>
     <w:multiLevelType w:val="singleLevel"/>
     <w:tmpl w:val="AD4E1D30"/>
@@ -805,7 +1420,7 @@
       </w:rPr>
     </w:lvl>
   </w:abstractNum>
-  <w:abstractNum w:abstractNumId="6" w15:restartNumberingAfterBreak="0">
+  <w:abstractNum w:abstractNumId="6">
     <w:nsid w:val="FFFFFF82"/>
     <w:multiLevelType w:val="singleLevel"/>
     <w:tmpl w:val="680C027C"/>
@@ -825,7 +1440,7 @@
       </w:rPr>
     </w:lvl>
   </w:abstractNum>
-  <w:abstractNum w:abstractNumId="7" w15:restartNumberingAfterBreak="0">
+  <w:abstractNum w:abstractNumId="7">
     <w:nsid w:val="FFFFFF83"/>
     <w:multiLevelType w:val="singleLevel"/>
     <w:tmpl w:val="4F5E5D9A"/>
@@ -845,7 +1460,7 @@
       </w:rPr>
     </w:lvl>
   </w:abstractNum>
-  <w:abstractNum w:abstractNumId="8" w15:restartNumberingAfterBreak="0">
+  <w:abstractNum w:abstractNumId="8">
     <w:nsid w:val="FFFFFF88"/>
     <w:multiLevelType w:val="singleLevel"/>
     <w:tmpl w:val="CA7202F2"/>
@@ -862,7 +1477,7 @@
       </w:pPr>
     </w:lvl>
   </w:abstractNum>
-  <w:abstractNum w:abstractNumId="9" w15:restartNumberingAfterBreak="0">
+  <w:abstractNum w:abstractNumId="9">
     <w:nsid w:val="FFFFFF89"/>
     <w:multiLevelType w:val="singleLevel"/>
     <w:tmpl w:val="24CE3B88"/>
@@ -882,7 +1497,7 @@
       </w:rPr>
     </w:lvl>
   </w:abstractNum>
-  <w:abstractNum w:abstractNumId="10" w15:restartNumberingAfterBreak="0">
+  <w:abstractNum w:abstractNumId="10">
     <w:nsid w:val="02B515DE"/>
     <w:multiLevelType w:val="multilevel"/>
     <w:tmpl w:val="0409001F"/>
@@ -968,7 +1583,7 @@
       </w:pPr>
     </w:lvl>
   </w:abstractNum>
-  <w:abstractNum w:abstractNumId="11" w15:restartNumberingAfterBreak="0">
+  <w:abstractNum w:abstractNumId="11">
     <w:nsid w:val="081A78FB"/>
     <w:multiLevelType w:val="multilevel"/>
     <w:tmpl w:val="0409001D"/>
@@ -1054,7 +1669,7 @@
       </w:pPr>
     </w:lvl>
   </w:abstractNum>
-  <w:abstractNum w:abstractNumId="12" w15:restartNumberingAfterBreak="0">
+  <w:abstractNum w:abstractNumId="12">
     <w:nsid w:val="0B2F3CA6"/>
     <w:multiLevelType w:val="multilevel"/>
     <w:tmpl w:val="0409001D"/>
@@ -1140,7 +1755,7 @@
       </w:pPr>
     </w:lvl>
   </w:abstractNum>
-  <w:abstractNum w:abstractNumId="13" w15:restartNumberingAfterBreak="0">
+  <w:abstractNum w:abstractNumId="13">
     <w:nsid w:val="10B93179"/>
     <w:multiLevelType w:val="hybridMultilevel"/>
     <w:tmpl w:val="41DC0794"/>
@@ -1253,7 +1868,7 @@
       </w:rPr>
     </w:lvl>
   </w:abstractNum>
-  <w:abstractNum w:abstractNumId="14" w15:restartNumberingAfterBreak="0">
+  <w:abstractNum w:abstractNumId="14">
     <w:nsid w:val="13BE249C"/>
     <w:multiLevelType w:val="hybridMultilevel"/>
     <w:tmpl w:val="7272E480"/>
@@ -1366,7 +1981,7 @@
       </w:rPr>
     </w:lvl>
   </w:abstractNum>
-  <w:abstractNum w:abstractNumId="15" w15:restartNumberingAfterBreak="0">
+  <w:abstractNum w:abstractNumId="15">
     <w:nsid w:val="15C5697B"/>
     <w:multiLevelType w:val="multilevel"/>
     <w:tmpl w:val="0409001D"/>
@@ -1452,7 +2067,7 @@
       </w:pPr>
     </w:lvl>
   </w:abstractNum>
-  <w:abstractNum w:abstractNumId="16" w15:restartNumberingAfterBreak="0">
+  <w:abstractNum w:abstractNumId="16">
     <w:nsid w:val="298929E5"/>
     <w:multiLevelType w:val="multilevel"/>
     <w:tmpl w:val="0409001F"/>
@@ -1538,7 +2153,7 @@
       </w:pPr>
     </w:lvl>
   </w:abstractNum>
-  <w:abstractNum w:abstractNumId="17" w15:restartNumberingAfterBreak="0">
+  <w:abstractNum w:abstractNumId="17">
     <w:nsid w:val="2EDE304E"/>
     <w:multiLevelType w:val="multilevel"/>
     <w:tmpl w:val="0409001D"/>
@@ -1624,7 +2239,124 @@
       </w:pPr>
     </w:lvl>
   </w:abstractNum>
-  <w:abstractNum w:abstractNumId="18" w15:restartNumberingAfterBreak="0">
+  <w:abstractNum w:abstractNumId="18">
+    <w:nsid w:val="2FC711C0"/>
+    <w:multiLevelType w:val="multilevel"/>
+    <w:tmpl w:val="3BC420AC"/>
+    <w:lvl w:ilvl="0">
+      <w:start w:val="1"/>
+      <w:numFmt w:val="decimal"/>
+      <w:lvlText w:val="%1."/>
+      <w:lvlJc w:val="left"/>
+      <w:pPr>
+        <w:tabs>
+          <w:tab w:val="num" w:pos="720"/>
+        </w:tabs>
+        <w:ind w:left="720" w:hanging="360"/>
+      </w:pPr>
+    </w:lvl>
+    <w:lvl w:ilvl="1">
+      <w:start w:val="1"/>
+      <w:numFmt w:val="bullet"/>
+      <w:lvlText w:val="o"/>
+      <w:lvlJc w:val="left"/>
+      <w:pPr>
+        <w:tabs>
+          <w:tab w:val="num" w:pos="1440"/>
+        </w:tabs>
+        <w:ind w:left="1440" w:hanging="360"/>
+      </w:pPr>
+      <w:rPr>
+        <w:rFonts w:ascii="Courier New" w:hAnsi="Courier New" w:hint="default"/>
+        <w:sz w:val="20"/>
+      </w:rPr>
+    </w:lvl>
+    <w:lvl w:ilvl="2" w:tentative="1">
+      <w:start w:val="1"/>
+      <w:numFmt w:val="decimal"/>
+      <w:lvlText w:val="%3."/>
+      <w:lvlJc w:val="left"/>
+      <w:pPr>
+        <w:tabs>
+          <w:tab w:val="num" w:pos="2160"/>
+        </w:tabs>
+        <w:ind w:left="2160" w:hanging="360"/>
+      </w:pPr>
+    </w:lvl>
+    <w:lvl w:ilvl="3" w:tentative="1">
+      <w:start w:val="1"/>
+      <w:numFmt w:val="decimal"/>
+      <w:lvlText w:val="%4."/>
+      <w:lvlJc w:val="left"/>
+      <w:pPr>
+        <w:tabs>
+          <w:tab w:val="num" w:pos="2880"/>
+        </w:tabs>
+        <w:ind w:left="2880" w:hanging="360"/>
+      </w:pPr>
+    </w:lvl>
+    <w:lvl w:ilvl="4" w:tentative="1">
+      <w:start w:val="1"/>
+      <w:numFmt w:val="decimal"/>
+      <w:lvlText w:val="%5."/>
+      <w:lvlJc w:val="left"/>
+      <w:pPr>
+        <w:tabs>
+          <w:tab w:val="num" w:pos="3600"/>
+        </w:tabs>
+        <w:ind w:left="3600" w:hanging="360"/>
+      </w:pPr>
+    </w:lvl>
+    <w:lvl w:ilvl="5" w:tentative="1">
+      <w:start w:val="1"/>
+      <w:numFmt w:val="decimal"/>
+      <w:lvlText w:val="%6."/>
+      <w:lvlJc w:val="left"/>
+      <w:pPr>
+        <w:tabs>
+          <w:tab w:val="num" w:pos="4320"/>
+        </w:tabs>
+        <w:ind w:left="4320" w:hanging="360"/>
+      </w:pPr>
+    </w:lvl>
+    <w:lvl w:ilvl="6" w:tentative="1">
+      <w:start w:val="1"/>
+      <w:numFmt w:val="decimal"/>
+      <w:lvlText w:val="%7."/>
+      <w:lvlJc w:val="left"/>
+      <w:pPr>
+        <w:tabs>
+          <w:tab w:val="num" w:pos="5040"/>
+        </w:tabs>
+        <w:ind w:left="5040" w:hanging="360"/>
+      </w:pPr>
+    </w:lvl>
+    <w:lvl w:ilvl="7" w:tentative="1">
+      <w:start w:val="1"/>
+      <w:numFmt w:val="decimal"/>
+      <w:lvlText w:val="%8."/>
+      <w:lvlJc w:val="left"/>
+      <w:pPr>
+        <w:tabs>
+          <w:tab w:val="num" w:pos="5760"/>
+        </w:tabs>
+        <w:ind w:left="5760" w:hanging="360"/>
+      </w:pPr>
+    </w:lvl>
+    <w:lvl w:ilvl="8" w:tentative="1">
+      <w:start w:val="1"/>
+      <w:numFmt w:val="decimal"/>
+      <w:lvlText w:val="%9."/>
+      <w:lvlJc w:val="left"/>
+      <w:pPr>
+        <w:tabs>
+          <w:tab w:val="num" w:pos="6480"/>
+        </w:tabs>
+        <w:ind w:left="6480" w:hanging="360"/>
+      </w:pPr>
+    </w:lvl>
+  </w:abstractNum>
+  <w:abstractNum w:abstractNumId="19">
     <w:nsid w:val="3AEB0273"/>
     <w:multiLevelType w:val="multilevel"/>
     <w:tmpl w:val="526206A0"/>
@@ -1711,7 +2443,7 @@
       </w:pPr>
     </w:lvl>
   </w:abstractNum>
-  <w:abstractNum w:abstractNumId="19" w15:restartNumberingAfterBreak="0">
+  <w:abstractNum w:abstractNumId="20">
     <w:nsid w:val="43F8503E"/>
     <w:multiLevelType w:val="multilevel"/>
     <w:tmpl w:val="0409001F"/>
@@ -1797,7 +2529,7 @@
       </w:pPr>
     </w:lvl>
   </w:abstractNum>
-  <w:abstractNum w:abstractNumId="20" w15:restartNumberingAfterBreak="0">
+  <w:abstractNum w:abstractNumId="21">
     <w:nsid w:val="459817C0"/>
     <w:multiLevelType w:val="hybridMultilevel"/>
     <w:tmpl w:val="A3127152"/>
@@ -1910,7 +2642,7 @@
       </w:rPr>
     </w:lvl>
   </w:abstractNum>
-  <w:abstractNum w:abstractNumId="21" w15:restartNumberingAfterBreak="0">
+  <w:abstractNum w:abstractNumId="22">
     <w:nsid w:val="484C4F29"/>
     <w:multiLevelType w:val="multilevel"/>
     <w:tmpl w:val="D8061F64"/>
@@ -1997,7 +2729,128 @@
       </w:pPr>
     </w:lvl>
   </w:abstractNum>
-  <w:abstractNum w:abstractNumId="22" w15:restartNumberingAfterBreak="0">
+  <w:abstractNum w:abstractNumId="23">
+    <w:nsid w:val="4CE10922"/>
+    <w:multiLevelType w:val="multilevel"/>
+    <w:tmpl w:val="2D58DCE0"/>
+    <w:lvl w:ilvl="0">
+      <w:start w:val="1"/>
+      <w:numFmt w:val="decimal"/>
+      <w:lvlText w:val="%1."/>
+      <w:lvlJc w:val="left"/>
+      <w:pPr>
+        <w:tabs>
+          <w:tab w:val="num" w:pos="720"/>
+        </w:tabs>
+        <w:ind w:left="720" w:hanging="360"/>
+      </w:pPr>
+    </w:lvl>
+    <w:lvl w:ilvl="1">
+      <w:start w:val="1"/>
+      <w:numFmt w:val="bullet"/>
+      <w:lvlText w:val="o"/>
+      <w:lvlJc w:val="left"/>
+      <w:pPr>
+        <w:tabs>
+          <w:tab w:val="num" w:pos="1440"/>
+        </w:tabs>
+        <w:ind w:left="1440" w:hanging="360"/>
+      </w:pPr>
+      <w:rPr>
+        <w:rFonts w:ascii="Courier New" w:hAnsi="Courier New" w:hint="default"/>
+        <w:sz w:val="20"/>
+      </w:rPr>
+    </w:lvl>
+    <w:lvl w:ilvl="2">
+      <w:start w:val="1"/>
+      <w:numFmt w:val="bullet"/>
+      <w:lvlText w:val=""/>
+      <w:lvlJc w:val="left"/>
+      <w:pPr>
+        <w:tabs>
+          <w:tab w:val="num" w:pos="2160"/>
+        </w:tabs>
+        <w:ind w:left="2160" w:hanging="360"/>
+      </w:pPr>
+      <w:rPr>
+        <w:rFonts w:ascii="Wingdings" w:hAnsi="Wingdings" w:hint="default"/>
+        <w:sz w:val="20"/>
+      </w:rPr>
+    </w:lvl>
+    <w:lvl w:ilvl="3" w:tentative="1">
+      <w:start w:val="1"/>
+      <w:numFmt w:val="decimal"/>
+      <w:lvlText w:val="%4."/>
+      <w:lvlJc w:val="left"/>
+      <w:pPr>
+        <w:tabs>
+          <w:tab w:val="num" w:pos="2880"/>
+        </w:tabs>
+        <w:ind w:left="2880" w:hanging="360"/>
+      </w:pPr>
+    </w:lvl>
+    <w:lvl w:ilvl="4" w:tentative="1">
+      <w:start w:val="1"/>
+      <w:numFmt w:val="decimal"/>
+      <w:lvlText w:val="%5."/>
+      <w:lvlJc w:val="left"/>
+      <w:pPr>
+        <w:tabs>
+          <w:tab w:val="num" w:pos="3600"/>
+        </w:tabs>
+        <w:ind w:left="3600" w:hanging="360"/>
+      </w:pPr>
+    </w:lvl>
+    <w:lvl w:ilvl="5" w:tentative="1">
+      <w:start w:val="1"/>
+      <w:numFmt w:val="decimal"/>
+      <w:lvlText w:val="%6."/>
+      <w:lvlJc w:val="left"/>
+      <w:pPr>
+        <w:tabs>
+          <w:tab w:val="num" w:pos="4320"/>
+        </w:tabs>
+        <w:ind w:left="4320" w:hanging="360"/>
+      </w:pPr>
+    </w:lvl>
+    <w:lvl w:ilvl="6" w:tentative="1">
+      <w:start w:val="1"/>
+      <w:numFmt w:val="decimal"/>
+      <w:lvlText w:val="%7."/>
+      <w:lvlJc w:val="left"/>
+      <w:pPr>
+        <w:tabs>
+          <w:tab w:val="num" w:pos="5040"/>
+        </w:tabs>
+        <w:ind w:left="5040" w:hanging="360"/>
+      </w:pPr>
+    </w:lvl>
+    <w:lvl w:ilvl="7" w:tentative="1">
+      <w:start w:val="1"/>
+      <w:numFmt w:val="decimal"/>
+      <w:lvlText w:val="%8."/>
+      <w:lvlJc w:val="left"/>
+      <w:pPr>
+        <w:tabs>
+          <w:tab w:val="num" w:pos="5760"/>
+        </w:tabs>
+        <w:ind w:left="5760" w:hanging="360"/>
+      </w:pPr>
+    </w:lvl>
+    <w:lvl w:ilvl="8" w:tentative="1">
+      <w:start w:val="1"/>
+      <w:numFmt w:val="decimal"/>
+      <w:lvlText w:val="%9."/>
+      <w:lvlJc w:val="left"/>
+      <w:pPr>
+        <w:tabs>
+          <w:tab w:val="num" w:pos="6480"/>
+        </w:tabs>
+        <w:ind w:left="6480" w:hanging="360"/>
+      </w:pPr>
+    </w:lvl>
+  </w:abstractNum>
+  <w:abstractNum w:abstractNumId="24">
     <w:nsid w:val="59350CFB"/>
     <w:multiLevelType w:val="multilevel"/>
     <w:tmpl w:val="9DF09F08"/>
@@ -2084,7 +2937,7 @@
       </w:pPr>
     </w:lvl>
   </w:abstractNum>
-  <w:abstractNum w:abstractNumId="23" w15:restartNumberingAfterBreak="0">
+  <w:abstractNum w:abstractNumId="25">
     <w:nsid w:val="5DEC6B47"/>
     <w:multiLevelType w:val="multilevel"/>
     <w:tmpl w:val="604E1C0A"/>
@@ -2171,7 +3024,7 @@
       </w:pPr>
     </w:lvl>
   </w:abstractNum>
-  <w:abstractNum w:abstractNumId="24" w15:restartNumberingAfterBreak="0">
+  <w:abstractNum w:abstractNumId="26">
     <w:nsid w:val="65303B47"/>
     <w:multiLevelType w:val="hybridMultilevel"/>
     <w:tmpl w:val="AF0CF108"/>
@@ -2284,7 +3137,7 @@
       </w:rPr>
     </w:lvl>
   </w:abstractNum>
-  <w:abstractNum w:abstractNumId="25" w15:restartNumberingAfterBreak="0">
+  <w:abstractNum w:abstractNumId="27">
     <w:nsid w:val="6DA76A51"/>
     <w:multiLevelType w:val="hybridMultilevel"/>
     <w:tmpl w:val="CA96954C"/>
@@ -2397,7 +3250,7 @@
       </w:rPr>
     </w:lvl>
   </w:abstractNum>
-  <w:abstractNum w:abstractNumId="26" w15:restartNumberingAfterBreak="0">
+  <w:abstractNum w:abstractNumId="28">
     <w:nsid w:val="6E9514D7"/>
     <w:multiLevelType w:val="multilevel"/>
     <w:tmpl w:val="0409001F"/>
@@ -2483,7 +3336,7 @@
       </w:pPr>
     </w:lvl>
   </w:abstractNum>
-  <w:abstractNum w:abstractNumId="27" w15:restartNumberingAfterBreak="0">
+  <w:abstractNum w:abstractNumId="29">
     <w:nsid w:val="75C139F1"/>
     <w:multiLevelType w:val="hybridMultilevel"/>
     <w:tmpl w:val="FA02D9DE"/>
@@ -2569,7 +3422,7 @@
       </w:pPr>
     </w:lvl>
   </w:abstractNum>
-  <w:abstractNum w:abstractNumId="28" w15:restartNumberingAfterBreak="0">
+  <w:abstractNum w:abstractNumId="30">
     <w:nsid w:val="7D8520ED"/>
     <w:multiLevelType w:val="hybridMultilevel"/>
     <w:tmpl w:val="D8AE1CBC"/>
@@ -2682,7 +3535,7 @@
       </w:rPr>
     </w:lvl>
   </w:abstractNum>
-  <w:abstractNum w:abstractNumId="29" w15:restartNumberingAfterBreak="0">
+  <w:abstractNum w:abstractNumId="31">
     <w:nsid w:val="7D8C2C6D"/>
     <w:multiLevelType w:val="multilevel"/>
     <w:tmpl w:val="04090023"/>
@@ -2769,101 +3622,107 @@
       </w:pPr>
     </w:lvl>
   </w:abstractNum>
-  <w:num w:numId="1" w16cid:durableId="840044813">
+  <w:num w:numId="1">
+    <w:abstractNumId w:val="24"/>
+  </w:num>
+  <w:num w:numId="2">
+    <w:abstractNumId w:val="12"/>
+  </w:num>
+  <w:num w:numId="3">
+    <w:abstractNumId w:val="10"/>
+  </w:num>
+  <w:num w:numId="4">
+    <w:abstractNumId w:val="28"/>
+  </w:num>
+  <w:num w:numId="5">
+    <w:abstractNumId w:val="15"/>
+  </w:num>
+  <w:num w:numId="6">
+    <w:abstractNumId w:val="19"/>
+  </w:num>
+  <w:num w:numId="7">
     <w:abstractNumId w:val="22"/>
   </w:num>
-  <w:num w:numId="2" w16cid:durableId="859010268">
-    <w:abstractNumId w:val="12"/>
+  <w:num w:numId="8">
+    <w:abstractNumId w:val="9"/>
   </w:num>
-  <w:num w:numId="3" w16cid:durableId="564220622">
-    <w:abstractNumId w:val="10"/>
+  <w:num w:numId="9">
+    <w:abstractNumId w:val="7"/>
   </w:num>
-  <w:num w:numId="4" w16cid:durableId="826744897">
+  <w:num w:numId="10">
+    <w:abstractNumId w:val="6"/>
+  </w:num>
+  <w:num w:numId="11">
+    <w:abstractNumId w:val="5"/>
+  </w:num>
+  <w:num w:numId="12">
+    <w:abstractNumId w:val="4"/>
+  </w:num>
+  <w:num w:numId="13">
+    <w:abstractNumId w:val="8"/>
+  </w:num>
+  <w:num w:numId="14">
+    <w:abstractNumId w:val="3"/>
+  </w:num>
+  <w:num w:numId="15">
+    <w:abstractNumId w:val="2"/>
+  </w:num>
+  <w:num w:numId="16">
+    <w:abstractNumId w:val="1"/>
+  </w:num>
+  <w:num w:numId="17">
+    <w:abstractNumId w:val="0"/>
+  </w:num>
+  <w:num w:numId="18">
+    <w:abstractNumId w:val="16"/>
+  </w:num>
+  <w:num w:numId="19">
+    <w:abstractNumId w:val="17"/>
+  </w:num>
+  <w:num w:numId="20">
+    <w:abstractNumId w:val="25"/>
+  </w:num>
+  <w:num w:numId="21">
+    <w:abstractNumId w:val="20"/>
+  </w:num>
+  <w:num w:numId="22">
+    <w:abstractNumId w:val="11"/>
+  </w:num>
+  <w:num w:numId="23">
+    <w:abstractNumId w:val="31"/>
+  </w:num>
+  <w:num w:numId="24">
+    <w:abstractNumId w:val="27"/>
+  </w:num>
+  <w:num w:numId="25">
+    <w:abstractNumId w:val="30"/>
+  </w:num>
+  <w:num w:numId="26">
+    <w:abstractNumId w:val="21"/>
+  </w:num>
+  <w:num w:numId="27">
     <w:abstractNumId w:val="26"/>
   </w:num>
-  <w:num w:numId="5" w16cid:durableId="624964423">
-    <w:abstractNumId w:val="15"/>
+  <w:num w:numId="28">
+    <w:abstractNumId w:val="14"/>
   </w:num>
-  <w:num w:numId="6" w16cid:durableId="1166672140">
-    <w:abstractNumId w:val="18"/>
+  <w:num w:numId="29">
+    <w:abstractNumId w:val="13"/>
   </w:num>
-  <w:num w:numId="7" w16cid:durableId="1109621469">
-    <w:abstractNumId w:val="21"/>
+  <w:num w:numId="30">
+    <w:abstractNumId w:val="29"/>
   </w:num>
-  <w:num w:numId="8" w16cid:durableId="59256725">
-    <w:abstractNumId w:val="9"/>
-  </w:num>
-  <w:num w:numId="9" w16cid:durableId="1986161084">
-    <w:abstractNumId w:val="7"/>
-  </w:num>
-  <w:num w:numId="10" w16cid:durableId="399910082">
-    <w:abstractNumId w:val="6"/>
-  </w:num>
-  <w:num w:numId="11" w16cid:durableId="1948386782">
-    <w:abstractNumId w:val="5"/>
-  </w:num>
-  <w:num w:numId="12" w16cid:durableId="1168980117">
-    <w:abstractNumId w:val="4"/>
-  </w:num>
-  <w:num w:numId="13" w16cid:durableId="1547792447">
-    <w:abstractNumId w:val="8"/>
-  </w:num>
-  <w:num w:numId="14" w16cid:durableId="196047726">
-    <w:abstractNumId w:val="3"/>
-  </w:num>
-  <w:num w:numId="15" w16cid:durableId="1325277693">
-    <w:abstractNumId w:val="2"/>
-  </w:num>
-  <w:num w:numId="16" w16cid:durableId="374543905">
-    <w:abstractNumId w:val="1"/>
-  </w:num>
-  <w:num w:numId="17" w16cid:durableId="305476947">
-    <w:abstractNumId w:val="0"/>
-  </w:num>
-  <w:num w:numId="18" w16cid:durableId="758714853">
-    <w:abstractNumId w:val="16"/>
-  </w:num>
-  <w:num w:numId="19" w16cid:durableId="130247219">
-    <w:abstractNumId w:val="17"/>
-  </w:num>
-  <w:num w:numId="20" w16cid:durableId="1355961742">
+  <w:num w:numId="31">
     <w:abstractNumId w:val="23"/>
   </w:num>
-  <w:num w:numId="21" w16cid:durableId="475150862">
-    <w:abstractNumId w:val="19"/>
-  </w:num>
-  <w:num w:numId="22" w16cid:durableId="1411078282">
-    <w:abstractNumId w:val="11"/>
-  </w:num>
-  <w:num w:numId="23" w16cid:durableId="876313521">
-    <w:abstractNumId w:val="29"/>
-  </w:num>
-  <w:num w:numId="24" w16cid:durableId="16083984">
-    <w:abstractNumId w:val="25"/>
-  </w:num>
-  <w:num w:numId="25" w16cid:durableId="1559827273">
-    <w:abstractNumId w:val="28"/>
-  </w:num>
-  <w:num w:numId="26" w16cid:durableId="114253781">
-    <w:abstractNumId w:val="20"/>
-  </w:num>
-  <w:num w:numId="27" w16cid:durableId="392851929">
-    <w:abstractNumId w:val="24"/>
-  </w:num>
-  <w:num w:numId="28" w16cid:durableId="1563246786">
-    <w:abstractNumId w:val="14"/>
-  </w:num>
-  <w:num w:numId="29" w16cid:durableId="888297618">
-    <w:abstractNumId w:val="13"/>
-  </w:num>
-  <w:num w:numId="30" w16cid:durableId="169225878">
-    <w:abstractNumId w:val="27"/>
+  <w:num w:numId="32">
+    <w:abstractNumId w:val="18"/>
   </w:num>
 </w:numbering>
 </file>
 
 <file path=word/styles.xml><?xml version="1.0" encoding="utf-8"?>
-<w:styles xmlns:mc="http://schemas.openxmlformats.org/markup-compatibility/2006" xmlns:r="http://schemas.openxmlformats.org/officeDocument/2006/relationships" xmlns:w="http://schemas.openxmlformats.org/wordprocessingml/2006/main" xmlns:w14="http://schemas.microsoft.com/office/word/2010/wordml" xmlns:w15="http://schemas.microsoft.com/office/word/2012/wordml" xmlns:w16cex="http://schemas.microsoft.com/office/word/2018/wordml/cex" xmlns:w16cid="http://schemas.microsoft.com/office/word/2016/wordml/cid" xmlns:w16="http://schemas.microsoft.com/office/word/2018/wordml" xmlns:w16du="http://schemas.microsoft.com/office/word/2023/wordml/word16du" xmlns:w16sdtdh="http://schemas.microsoft.com/office/word/2020/wordml/sdtdatahash" xmlns:w16se="http://schemas.microsoft.com/office/word/2015/wordml/symex" mc:Ignorable="w14 w15 w16se w16cid w16 w16cex w16sdtdh w16du">
+<w:styles xmlns:mc="http://schemas.openxmlformats.org/markup-compatibility/2006" xmlns:r="http://schemas.openxmlformats.org/officeDocument/2006/relationships" xmlns:w="http://schemas.openxmlformats.org/wordprocessingml/2006/main" xmlns:w14="http://schemas.microsoft.com/office/word/2010/wordml" xmlns:w15="http://schemas.microsoft.com/office/word/2012/wordml" mc:Ignorable="w14 w15">
   <w:docDefaults>
     <w:rPrDefault>
       <w:rPr>
@@ -2875,7 +3734,7 @@
     </w:rPrDefault>
     <w:pPrDefault/>
   </w:docDefaults>
-  <w:latentStyles w:defLockedState="0" w:defUIPriority="99" w:defSemiHidden="0" w:defUnhideWhenUsed="0" w:defQFormat="0" w:count="376">
+  <w:latentStyles w:defLockedState="0" w:defUIPriority="99" w:defSemiHidden="0" w:defUnhideWhenUsed="0" w:defQFormat="0" w:count="371">
     <w:lsdException w:name="Normal" w:uiPriority="0" w:qFormat="1"/>
     <w:lsdException w:name="heading 1" w:uiPriority="9" w:qFormat="1"/>
     <w:lsdException w:name="heading 2" w:semiHidden="1" w:uiPriority="9" w:unhideWhenUsed="1" w:qFormat="1"/>
@@ -3247,11 +4106,6 @@
     <w:lsdException w:name="List Table 5 Dark Accent 6" w:uiPriority="50"/>
     <w:lsdException w:name="List Table 6 Colorful Accent 6" w:uiPriority="51"/>
     <w:lsdException w:name="List Table 7 Colorful Accent 6" w:uiPriority="52"/>
-    <w:lsdException w:name="Mention" w:semiHidden="1" w:unhideWhenUsed="1"/>
-    <w:lsdException w:name="Smart Hyperlink" w:semiHidden="1" w:unhideWhenUsed="1"/>
-    <w:lsdException w:name="Hashtag" w:semiHidden="1" w:unhideWhenUsed="1"/>
-    <w:lsdException w:name="Unresolved Mention" w:semiHidden="1" w:unhideWhenUsed="1"/>
-    <w:lsdException w:name="Smart Link" w:semiHidden="1" w:unhideWhenUsed="1"/>
   </w:latentStyles>
   <w:style w:type="paragraph" w:default="1" w:styleId="Normal">
     <w:name w:val="Normal"/>
@@ -4268,6 +5122,7 @@
     <w:uiPriority w:val="39"/>
     <w:rsid w:val="009C68F1"/>
     <w:tblPr>
+      <w:tblInd w:w="0" w:type="dxa"/>
       <w:tblBorders>
         <w:top w:val="single" w:sz="4" w:space="0" w:color="auto"/>
         <w:left w:val="single" w:sz="4" w:space="0" w:color="auto"/>
@@ -4276,6 +5131,12 @@
         <w:insideH w:val="single" w:sz="4" w:space="0" w:color="auto"/>
         <w:insideV w:val="single" w:sz="4" w:space="0" w:color="auto"/>
       </w:tblBorders>
+      <w:tblCellMar>
+        <w:top w:w="0" w:type="dxa"/>
+        <w:left w:w="108" w:type="dxa"/>
+        <w:bottom w:w="0" w:type="dxa"/>
+        <w:right w:w="108" w:type="dxa"/>
+      </w:tblCellMar>
     </w:tblPr>
   </w:style>
   <w:style w:type="paragraph" w:styleId="ListParagraph">
@@ -4289,6 +5150,22 @@
       <w:ind w:left="720"/>
       <w:contextualSpacing/>
     </w:pPr>
+  </w:style>
+  <w:style w:type="paragraph" w:styleId="NormalWeb">
+    <w:name w:val="Normal (Web)"/>
+    <w:basedOn w:val="Normal"/>
+    <w:uiPriority w:val="99"/>
+    <w:semiHidden/>
+    <w:unhideWhenUsed/>
+    <w:rsid w:val="00AD6168"/>
+    <w:pPr>
+      <w:spacing w:before="100" w:beforeAutospacing="1" w:after="100" w:afterAutospacing="1"/>
+    </w:pPr>
+    <w:rPr>
+      <w:rFonts w:ascii="Times New Roman" w:eastAsia="Times New Roman" w:hAnsi="Times New Roman" w:cs="Times New Roman"/>
+      <w:sz w:val="24"/>
+      <w:szCs w:val="24"/>
+    </w:rPr>
   </w:style>
 </w:styles>
 </file>
@@ -4555,139 +5432,12 @@
 </file>
 
 <file path=customXml/item1.xml><?xml version="1.0" encoding="utf-8"?>
-<p:properties xmlns:p="http://schemas.microsoft.com/office/2006/metadata/properties" xmlns:xsi="http://www.w3.org/2001/XMLSchema-instance" xmlns:pc="http://schemas.microsoft.com/office/infopath/2007/PartnerControls">
-  <documentManagement>
-    <LocLastLocAttemptVersionTypeLookup xmlns="4873beb7-5857-4685-be1f-d57550cc96cc" xsi:nil="true"/>
-    <MarketSpecific xmlns="4873beb7-5857-4685-be1f-d57550cc96cc">false</MarketSpecific>
-    <ApprovalStatus xmlns="4873beb7-5857-4685-be1f-d57550cc96cc">InProgress</ApprovalStatus>
-    <LocComments xmlns="4873beb7-5857-4685-be1f-d57550cc96cc" xsi:nil="true"/>
-    <DirectSourceMarket xmlns="4873beb7-5857-4685-be1f-d57550cc96cc" xsi:nil="true"/>
-    <LocPublishedLinkedAssetsLookup xmlns="4873beb7-5857-4685-be1f-d57550cc96cc" xsi:nil="true"/>
-    <ThumbnailAssetId xmlns="4873beb7-5857-4685-be1f-d57550cc96cc" xsi:nil="true"/>
-    <PrimaryImageGen xmlns="4873beb7-5857-4685-be1f-d57550cc96cc">true</PrimaryImageGen>
-    <LegacyData xmlns="4873beb7-5857-4685-be1f-d57550cc96cc" xsi:nil="true"/>
-    <LocNewPublishedVersionLookup xmlns="4873beb7-5857-4685-be1f-d57550cc96cc" xsi:nil="true"/>
-    <NumericId xmlns="4873beb7-5857-4685-be1f-d57550cc96cc">102787001</NumericId>
-    <TPFriendlyName xmlns="4873beb7-5857-4685-be1f-d57550cc96cc" xsi:nil="true"/>
-    <LocOverallPublishStatusLookup xmlns="4873beb7-5857-4685-be1f-d57550cc96cc" xsi:nil="true"/>
-    <LocRecommendedHandoff xmlns="4873beb7-5857-4685-be1f-d57550cc96cc" xsi:nil="true"/>
-    <BlockPublish xmlns="4873beb7-5857-4685-be1f-d57550cc96cc">false</BlockPublish>
-    <BusinessGroup xmlns="4873beb7-5857-4685-be1f-d57550cc96cc" xsi:nil="true"/>
-    <OpenTemplate xmlns="4873beb7-5857-4685-be1f-d57550cc96cc">true</OpenTemplate>
-    <SourceTitle xmlns="4873beb7-5857-4685-be1f-d57550cc96cc" xsi:nil="true"/>
-    <LocOverallLocStatusLookup xmlns="4873beb7-5857-4685-be1f-d57550cc96cc" xsi:nil="true"/>
-    <APEditor xmlns="4873beb7-5857-4685-be1f-d57550cc96cc">
-      <UserInfo>
-        <DisplayName/>
-        <AccountId xsi:nil="true"/>
-        <AccountType/>
-      </UserInfo>
-    </APEditor>
-    <UALocComments xmlns="4873beb7-5857-4685-be1f-d57550cc96cc" xsi:nil="true"/>
-    <IntlLangReviewDate xmlns="4873beb7-5857-4685-be1f-d57550cc96cc" xsi:nil="true"/>
-    <PublishStatusLookup xmlns="4873beb7-5857-4685-be1f-d57550cc96cc">
-      <Value>1343188</Value>
-    </PublishStatusLookup>
-    <ParentAssetId xmlns="4873beb7-5857-4685-be1f-d57550cc96cc" xsi:nil="true"/>
-    <FeatureTagsTaxHTField0 xmlns="4873beb7-5857-4685-be1f-d57550cc96cc">
-      <Terms xmlns="http://schemas.microsoft.com/office/infopath/2007/PartnerControls"/>
-    </FeatureTagsTaxHTField0>
-    <MachineTranslated xmlns="4873beb7-5857-4685-be1f-d57550cc96cc">false</MachineTranslated>
-    <Providers xmlns="4873beb7-5857-4685-be1f-d57550cc96cc" xsi:nil="true"/>
-    <OriginalSourceMarket xmlns="4873beb7-5857-4685-be1f-d57550cc96cc" xsi:nil="true"/>
-    <APDescription xmlns="4873beb7-5857-4685-be1f-d57550cc96cc" xsi:nil="true"/>
-    <ContentItem xmlns="4873beb7-5857-4685-be1f-d57550cc96cc" xsi:nil="true"/>
-    <ClipArtFilename xmlns="4873beb7-5857-4685-be1f-d57550cc96cc" xsi:nil="true"/>
-    <TPInstallLocation xmlns="4873beb7-5857-4685-be1f-d57550cc96cc" xsi:nil="true"/>
-    <TimesCloned xmlns="4873beb7-5857-4685-be1f-d57550cc96cc" xsi:nil="true"/>
-    <PublishTargets xmlns="4873beb7-5857-4685-be1f-d57550cc96cc">OfficeOnlineVNext</PublishTargets>
-    <AcquiredFrom xmlns="4873beb7-5857-4685-be1f-d57550cc96cc">Internal MS</AcquiredFrom>
-    <AssetStart xmlns="4873beb7-5857-4685-be1f-d57550cc96cc">2011-11-23T17:29:00+00:00</AssetStart>
-    <FriendlyTitle xmlns="4873beb7-5857-4685-be1f-d57550cc96cc" xsi:nil="true"/>
-    <Provider xmlns="4873beb7-5857-4685-be1f-d57550cc96cc" xsi:nil="true"/>
-    <LastHandOff xmlns="4873beb7-5857-4685-be1f-d57550cc96cc" xsi:nil="true"/>
-    <TPClientViewer xmlns="4873beb7-5857-4685-be1f-d57550cc96cc" xsi:nil="true"/>
-    <TemplateStatus xmlns="4873beb7-5857-4685-be1f-d57550cc96cc">Complete</TemplateStatus>
-    <Downloads xmlns="4873beb7-5857-4685-be1f-d57550cc96cc">0</Downloads>
-    <OOCacheId xmlns="4873beb7-5857-4685-be1f-d57550cc96cc" xsi:nil="true"/>
-    <IsDeleted xmlns="4873beb7-5857-4685-be1f-d57550cc96cc">false</IsDeleted>
-    <LocPublishedDependentAssetsLookup xmlns="4873beb7-5857-4685-be1f-d57550cc96cc" xsi:nil="true"/>
-    <AssetExpire xmlns="4873beb7-5857-4685-be1f-d57550cc96cc">2029-05-12T07:00:00+00:00</AssetExpire>
-    <CSXSubmissionMarket xmlns="4873beb7-5857-4685-be1f-d57550cc96cc" xsi:nil="true"/>
-    <DSATActionTaken xmlns="4873beb7-5857-4685-be1f-d57550cc96cc" xsi:nil="true"/>
-    <SubmitterId xmlns="4873beb7-5857-4685-be1f-d57550cc96cc" xsi:nil="true"/>
-    <EditorialTags xmlns="4873beb7-5857-4685-be1f-d57550cc96cc" xsi:nil="true"/>
-    <TPExecutable xmlns="4873beb7-5857-4685-be1f-d57550cc96cc" xsi:nil="true"/>
-    <CSXSubmissionDate xmlns="4873beb7-5857-4685-be1f-d57550cc96cc" xsi:nil="true"/>
-    <CSXUpdate xmlns="4873beb7-5857-4685-be1f-d57550cc96cc">false</CSXUpdate>
-    <AssetType xmlns="4873beb7-5857-4685-be1f-d57550cc96cc">TP</AssetType>
-    <ApprovalLog xmlns="4873beb7-5857-4685-be1f-d57550cc96cc" xsi:nil="true"/>
-    <BugNumber xmlns="4873beb7-5857-4685-be1f-d57550cc96cc" xsi:nil="true"/>
-    <OriginAsset xmlns="4873beb7-5857-4685-be1f-d57550cc96cc" xsi:nil="true"/>
-    <TPComponent xmlns="4873beb7-5857-4685-be1f-d57550cc96cc" xsi:nil="true"/>
-    <Milestone xmlns="4873beb7-5857-4685-be1f-d57550cc96cc" xsi:nil="true"/>
-    <RecommendationsModifier xmlns="4873beb7-5857-4685-be1f-d57550cc96cc" xsi:nil="true"/>
-    <AssetId xmlns="4873beb7-5857-4685-be1f-d57550cc96cc">TP102787001</AssetId>
-    <PolicheckWords xmlns="4873beb7-5857-4685-be1f-d57550cc96cc" xsi:nil="true"/>
-    <TPLaunchHelpLink xmlns="4873beb7-5857-4685-be1f-d57550cc96cc" xsi:nil="true"/>
-    <IntlLocPriority xmlns="4873beb7-5857-4685-be1f-d57550cc96cc" xsi:nil="true"/>
-    <TPApplication xmlns="4873beb7-5857-4685-be1f-d57550cc96cc" xsi:nil="true"/>
-    <IntlLangReviewer xmlns="4873beb7-5857-4685-be1f-d57550cc96cc" xsi:nil="true"/>
-    <HandoffToMSDN xmlns="4873beb7-5857-4685-be1f-d57550cc96cc" xsi:nil="true"/>
-    <PlannedPubDate xmlns="4873beb7-5857-4685-be1f-d57550cc96cc" xsi:nil="true"/>
-    <CrawlForDependencies xmlns="4873beb7-5857-4685-be1f-d57550cc96cc">false</CrawlForDependencies>
-    <LocLastLocAttemptVersionLookup xmlns="4873beb7-5857-4685-be1f-d57550cc96cc">693888</LocLastLocAttemptVersionLookup>
-    <LocProcessedForHandoffsLookup xmlns="4873beb7-5857-4685-be1f-d57550cc96cc" xsi:nil="true"/>
-    <TrustLevel xmlns="4873beb7-5857-4685-be1f-d57550cc96cc">1 Microsoft Managed Content</TrustLevel>
-    <CampaignTagsTaxHTField0 xmlns="4873beb7-5857-4685-be1f-d57550cc96cc">
-      <Terms xmlns="http://schemas.microsoft.com/office/infopath/2007/PartnerControls"/>
-    </CampaignTagsTaxHTField0>
-    <TPNamespace xmlns="4873beb7-5857-4685-be1f-d57550cc96cc" xsi:nil="true"/>
-    <LocOverallPreviewStatusLookup xmlns="4873beb7-5857-4685-be1f-d57550cc96cc" xsi:nil="true"/>
-    <TaxCatchAll xmlns="4873beb7-5857-4685-be1f-d57550cc96cc"/>
-    <IsSearchable xmlns="4873beb7-5857-4685-be1f-d57550cc96cc">false</IsSearchable>
-    <TemplateTemplateType xmlns="4873beb7-5857-4685-be1f-d57550cc96cc">Word Document Template</TemplateTemplateType>
-    <Markets xmlns="4873beb7-5857-4685-be1f-d57550cc96cc"/>
-    <IntlLangReview xmlns="4873beb7-5857-4685-be1f-d57550cc96cc" xsi:nil="true"/>
-    <UAProjectedTotalWords xmlns="4873beb7-5857-4685-be1f-d57550cc96cc" xsi:nil="true"/>
-    <OutputCachingOn xmlns="4873beb7-5857-4685-be1f-d57550cc96cc">false</OutputCachingOn>
-    <AverageRating xmlns="4873beb7-5857-4685-be1f-d57550cc96cc" xsi:nil="true"/>
-    <LocMarketGroupTiers2 xmlns="4873beb7-5857-4685-be1f-d57550cc96cc" xsi:nil="true"/>
-    <APAuthor xmlns="4873beb7-5857-4685-be1f-d57550cc96cc">
-      <UserInfo>
-        <DisplayName>REDMOND\v-namall</DisplayName>
-        <AccountId>978</AccountId>
-        <AccountType/>
-      </UserInfo>
-    </APAuthor>
-    <TPCommandLine xmlns="4873beb7-5857-4685-be1f-d57550cc96cc" xsi:nil="true"/>
-    <LocManualTestRequired xmlns="4873beb7-5857-4685-be1f-d57550cc96cc">false</LocManualTestRequired>
-    <TPAppVersion xmlns="4873beb7-5857-4685-be1f-d57550cc96cc" xsi:nil="true"/>
-    <EditorialStatus xmlns="4873beb7-5857-4685-be1f-d57550cc96cc">Complete</EditorialStatus>
-    <LocProcessedForMarketsLookup xmlns="4873beb7-5857-4685-be1f-d57550cc96cc" xsi:nil="true"/>
-    <LastModifiedDateTime xmlns="4873beb7-5857-4685-be1f-d57550cc96cc" xsi:nil="true"/>
-    <TPLaunchHelpLinkType xmlns="4873beb7-5857-4685-be1f-d57550cc96cc">Template</TPLaunchHelpLinkType>
-    <ScenarioTagsTaxHTField0 xmlns="4873beb7-5857-4685-be1f-d57550cc96cc">
-      <Terms xmlns="http://schemas.microsoft.com/office/infopath/2007/PartnerControls"/>
-    </ScenarioTagsTaxHTField0>
-    <OriginalRelease xmlns="4873beb7-5857-4685-be1f-d57550cc96cc">14</OriginalRelease>
-    <LocalizationTagsTaxHTField0 xmlns="4873beb7-5857-4685-be1f-d57550cc96cc">
-      <Terms xmlns="http://schemas.microsoft.com/office/infopath/2007/PartnerControls"/>
-    </LocalizationTagsTaxHTField0>
-    <Manager xmlns="4873beb7-5857-4685-be1f-d57550cc96cc" xsi:nil="true"/>
-    <UALocRecommendation xmlns="4873beb7-5857-4685-be1f-d57550cc96cc">Localize</UALocRecommendation>
-    <LocOverallHandbackStatusLookup xmlns="4873beb7-5857-4685-be1f-d57550cc96cc" xsi:nil="true"/>
-    <ArtSampleDocs xmlns="4873beb7-5857-4685-be1f-d57550cc96cc" xsi:nil="true"/>
-    <UACurrentWords xmlns="4873beb7-5857-4685-be1f-d57550cc96cc" xsi:nil="true"/>
-    <ShowIn xmlns="4873beb7-5857-4685-be1f-d57550cc96cc">Show everywhere</ShowIn>
-    <CSXHash xmlns="4873beb7-5857-4685-be1f-d57550cc96cc" xsi:nil="true"/>
-    <VoteCount xmlns="4873beb7-5857-4685-be1f-d57550cc96cc" xsi:nil="true"/>
-    <InternalTagsTaxHTField0 xmlns="4873beb7-5857-4685-be1f-d57550cc96cc">
-      <Terms xmlns="http://schemas.microsoft.com/office/infopath/2007/PartnerControls"/>
-    </InternalTagsTaxHTField0>
-    <UANotes xmlns="4873beb7-5857-4685-be1f-d57550cc96cc" xsi:nil="true"/>
-  </documentManagement>
-</p:properties>
+<?mso-contentType ?>
+<FormTemplates xmlns="http://schemas.microsoft.com/sharepoint/v3/contenttype/forms">
+  <Display>DocumentLibraryForm</Display>
+  <Edit>AssetEditForm</Edit>
+  <New>DocumentLibraryForm</New>
+</FormTemplates>
 </file>
 
 <file path=customXml/item2.xml><?xml version="1.0" encoding="utf-8"?>
@@ -5731,20 +6481,145 @@
 </file>
 
 <file path=customXml/item3.xml><?xml version="1.0" encoding="utf-8"?>
-<?mso-contentType ?>
-<FormTemplates xmlns="http://schemas.microsoft.com/sharepoint/v3/contenttype/forms">
-  <Display>DocumentLibraryForm</Display>
-  <Edit>AssetEditForm</Edit>
-  <New>DocumentLibraryForm</New>
-</FormTemplates>
+<p:properties xmlns:p="http://schemas.microsoft.com/office/2006/metadata/properties" xmlns:xsi="http://www.w3.org/2001/XMLSchema-instance" xmlns:pc="http://schemas.microsoft.com/office/infopath/2007/PartnerControls">
+  <documentManagement>
+    <LocLastLocAttemptVersionTypeLookup xmlns="4873beb7-5857-4685-be1f-d57550cc96cc" xsi:nil="true"/>
+    <MarketSpecific xmlns="4873beb7-5857-4685-be1f-d57550cc96cc">false</MarketSpecific>
+    <ApprovalStatus xmlns="4873beb7-5857-4685-be1f-d57550cc96cc">InProgress</ApprovalStatus>
+    <LocComments xmlns="4873beb7-5857-4685-be1f-d57550cc96cc" xsi:nil="true"/>
+    <DirectSourceMarket xmlns="4873beb7-5857-4685-be1f-d57550cc96cc" xsi:nil="true"/>
+    <LocPublishedLinkedAssetsLookup xmlns="4873beb7-5857-4685-be1f-d57550cc96cc" xsi:nil="true"/>
+    <ThumbnailAssetId xmlns="4873beb7-5857-4685-be1f-d57550cc96cc" xsi:nil="true"/>
+    <PrimaryImageGen xmlns="4873beb7-5857-4685-be1f-d57550cc96cc">true</PrimaryImageGen>
+    <LegacyData xmlns="4873beb7-5857-4685-be1f-d57550cc96cc" xsi:nil="true"/>
+    <LocNewPublishedVersionLookup xmlns="4873beb7-5857-4685-be1f-d57550cc96cc" xsi:nil="true"/>
+    <NumericId xmlns="4873beb7-5857-4685-be1f-d57550cc96cc">102787001</NumericId>
+    <TPFriendlyName xmlns="4873beb7-5857-4685-be1f-d57550cc96cc" xsi:nil="true"/>
+    <LocOverallPublishStatusLookup xmlns="4873beb7-5857-4685-be1f-d57550cc96cc" xsi:nil="true"/>
+    <LocRecommendedHandoff xmlns="4873beb7-5857-4685-be1f-d57550cc96cc" xsi:nil="true"/>
+    <BlockPublish xmlns="4873beb7-5857-4685-be1f-d57550cc96cc">false</BlockPublish>
+    <BusinessGroup xmlns="4873beb7-5857-4685-be1f-d57550cc96cc" xsi:nil="true"/>
+    <OpenTemplate xmlns="4873beb7-5857-4685-be1f-d57550cc96cc">true</OpenTemplate>
+    <SourceTitle xmlns="4873beb7-5857-4685-be1f-d57550cc96cc" xsi:nil="true"/>
+    <LocOverallLocStatusLookup xmlns="4873beb7-5857-4685-be1f-d57550cc96cc" xsi:nil="true"/>
+    <APEditor xmlns="4873beb7-5857-4685-be1f-d57550cc96cc">
+      <UserInfo>
+        <DisplayName/>
+        <AccountId xsi:nil="true"/>
+        <AccountType/>
+      </UserInfo>
+    </APEditor>
+    <UALocComments xmlns="4873beb7-5857-4685-be1f-d57550cc96cc" xsi:nil="true"/>
+    <IntlLangReviewDate xmlns="4873beb7-5857-4685-be1f-d57550cc96cc" xsi:nil="true"/>
+    <PublishStatusLookup xmlns="4873beb7-5857-4685-be1f-d57550cc96cc">
+      <Value>1343188</Value>
+    </PublishStatusLookup>
+    <ParentAssetId xmlns="4873beb7-5857-4685-be1f-d57550cc96cc" xsi:nil="true"/>
+    <FeatureTagsTaxHTField0 xmlns="4873beb7-5857-4685-be1f-d57550cc96cc">
+      <Terms xmlns="http://schemas.microsoft.com/office/infopath/2007/PartnerControls"/>
+    </FeatureTagsTaxHTField0>
+    <MachineTranslated xmlns="4873beb7-5857-4685-be1f-d57550cc96cc">false</MachineTranslated>
+    <Providers xmlns="4873beb7-5857-4685-be1f-d57550cc96cc" xsi:nil="true"/>
+    <OriginalSourceMarket xmlns="4873beb7-5857-4685-be1f-d57550cc96cc" xsi:nil="true"/>
+    <APDescription xmlns="4873beb7-5857-4685-be1f-d57550cc96cc" xsi:nil="true"/>
+    <ContentItem xmlns="4873beb7-5857-4685-be1f-d57550cc96cc" xsi:nil="true"/>
+    <ClipArtFilename xmlns="4873beb7-5857-4685-be1f-d57550cc96cc" xsi:nil="true"/>
+    <TPInstallLocation xmlns="4873beb7-5857-4685-be1f-d57550cc96cc" xsi:nil="true"/>
+    <TimesCloned xmlns="4873beb7-5857-4685-be1f-d57550cc96cc" xsi:nil="true"/>
+    <PublishTargets xmlns="4873beb7-5857-4685-be1f-d57550cc96cc">OfficeOnlineVNext</PublishTargets>
+    <AcquiredFrom xmlns="4873beb7-5857-4685-be1f-d57550cc96cc">Internal MS</AcquiredFrom>
+    <AssetStart xmlns="4873beb7-5857-4685-be1f-d57550cc96cc">2011-11-23T17:29:00+00:00</AssetStart>
+    <FriendlyTitle xmlns="4873beb7-5857-4685-be1f-d57550cc96cc" xsi:nil="true"/>
+    <Provider xmlns="4873beb7-5857-4685-be1f-d57550cc96cc" xsi:nil="true"/>
+    <LastHandOff xmlns="4873beb7-5857-4685-be1f-d57550cc96cc" xsi:nil="true"/>
+    <TPClientViewer xmlns="4873beb7-5857-4685-be1f-d57550cc96cc" xsi:nil="true"/>
+    <TemplateStatus xmlns="4873beb7-5857-4685-be1f-d57550cc96cc">Complete</TemplateStatus>
+    <Downloads xmlns="4873beb7-5857-4685-be1f-d57550cc96cc">0</Downloads>
+    <OOCacheId xmlns="4873beb7-5857-4685-be1f-d57550cc96cc" xsi:nil="true"/>
+    <IsDeleted xmlns="4873beb7-5857-4685-be1f-d57550cc96cc">false</IsDeleted>
+    <LocPublishedDependentAssetsLookup xmlns="4873beb7-5857-4685-be1f-d57550cc96cc" xsi:nil="true"/>
+    <AssetExpire xmlns="4873beb7-5857-4685-be1f-d57550cc96cc">2029-05-12T07:00:00+00:00</AssetExpire>
+    <CSXSubmissionMarket xmlns="4873beb7-5857-4685-be1f-d57550cc96cc" xsi:nil="true"/>
+    <DSATActionTaken xmlns="4873beb7-5857-4685-be1f-d57550cc96cc" xsi:nil="true"/>
+    <SubmitterId xmlns="4873beb7-5857-4685-be1f-d57550cc96cc" xsi:nil="true"/>
+    <EditorialTags xmlns="4873beb7-5857-4685-be1f-d57550cc96cc" xsi:nil="true"/>
+    <TPExecutable xmlns="4873beb7-5857-4685-be1f-d57550cc96cc" xsi:nil="true"/>
+    <CSXSubmissionDate xmlns="4873beb7-5857-4685-be1f-d57550cc96cc" xsi:nil="true"/>
+    <CSXUpdate xmlns="4873beb7-5857-4685-be1f-d57550cc96cc">false</CSXUpdate>
+    <AssetType xmlns="4873beb7-5857-4685-be1f-d57550cc96cc">TP</AssetType>
+    <ApprovalLog xmlns="4873beb7-5857-4685-be1f-d57550cc96cc" xsi:nil="true"/>
+    <BugNumber xmlns="4873beb7-5857-4685-be1f-d57550cc96cc" xsi:nil="true"/>
+    <OriginAsset xmlns="4873beb7-5857-4685-be1f-d57550cc96cc" xsi:nil="true"/>
+    <TPComponent xmlns="4873beb7-5857-4685-be1f-d57550cc96cc" xsi:nil="true"/>
+    <Milestone xmlns="4873beb7-5857-4685-be1f-d57550cc96cc" xsi:nil="true"/>
+    <RecommendationsModifier xmlns="4873beb7-5857-4685-be1f-d57550cc96cc" xsi:nil="true"/>
+    <AssetId xmlns="4873beb7-5857-4685-be1f-d57550cc96cc">TP102787001</AssetId>
+    <PolicheckWords xmlns="4873beb7-5857-4685-be1f-d57550cc96cc" xsi:nil="true"/>
+    <TPLaunchHelpLink xmlns="4873beb7-5857-4685-be1f-d57550cc96cc" xsi:nil="true"/>
+    <IntlLocPriority xmlns="4873beb7-5857-4685-be1f-d57550cc96cc" xsi:nil="true"/>
+    <TPApplication xmlns="4873beb7-5857-4685-be1f-d57550cc96cc" xsi:nil="true"/>
+    <IntlLangReviewer xmlns="4873beb7-5857-4685-be1f-d57550cc96cc" xsi:nil="true"/>
+    <HandoffToMSDN xmlns="4873beb7-5857-4685-be1f-d57550cc96cc" xsi:nil="true"/>
+    <PlannedPubDate xmlns="4873beb7-5857-4685-be1f-d57550cc96cc" xsi:nil="true"/>
+    <CrawlForDependencies xmlns="4873beb7-5857-4685-be1f-d57550cc96cc">false</CrawlForDependencies>
+    <LocLastLocAttemptVersionLookup xmlns="4873beb7-5857-4685-be1f-d57550cc96cc">693888</LocLastLocAttemptVersionLookup>
+    <LocProcessedForHandoffsLookup xmlns="4873beb7-5857-4685-be1f-d57550cc96cc" xsi:nil="true"/>
+    <TrustLevel xmlns="4873beb7-5857-4685-be1f-d57550cc96cc">1 Microsoft Managed Content</TrustLevel>
+    <CampaignTagsTaxHTField0 xmlns="4873beb7-5857-4685-be1f-d57550cc96cc">
+      <Terms xmlns="http://schemas.microsoft.com/office/infopath/2007/PartnerControls"/>
+    </CampaignTagsTaxHTField0>
+    <TPNamespace xmlns="4873beb7-5857-4685-be1f-d57550cc96cc" xsi:nil="true"/>
+    <LocOverallPreviewStatusLookup xmlns="4873beb7-5857-4685-be1f-d57550cc96cc" xsi:nil="true"/>
+    <TaxCatchAll xmlns="4873beb7-5857-4685-be1f-d57550cc96cc"/>
+    <IsSearchable xmlns="4873beb7-5857-4685-be1f-d57550cc96cc">false</IsSearchable>
+    <TemplateTemplateType xmlns="4873beb7-5857-4685-be1f-d57550cc96cc">Word Document Template</TemplateTemplateType>
+    <Markets xmlns="4873beb7-5857-4685-be1f-d57550cc96cc"/>
+    <IntlLangReview xmlns="4873beb7-5857-4685-be1f-d57550cc96cc" xsi:nil="true"/>
+    <UAProjectedTotalWords xmlns="4873beb7-5857-4685-be1f-d57550cc96cc" xsi:nil="true"/>
+    <OutputCachingOn xmlns="4873beb7-5857-4685-be1f-d57550cc96cc">false</OutputCachingOn>
+    <AverageRating xmlns="4873beb7-5857-4685-be1f-d57550cc96cc" xsi:nil="true"/>
+    <LocMarketGroupTiers2 xmlns="4873beb7-5857-4685-be1f-d57550cc96cc" xsi:nil="true"/>
+    <APAuthor xmlns="4873beb7-5857-4685-be1f-d57550cc96cc">
+      <UserInfo>
+        <DisplayName>REDMOND\v-namall</DisplayName>
+        <AccountId>978</AccountId>
+        <AccountType/>
+      </UserInfo>
+    </APAuthor>
+    <TPCommandLine xmlns="4873beb7-5857-4685-be1f-d57550cc96cc" xsi:nil="true"/>
+    <LocManualTestRequired xmlns="4873beb7-5857-4685-be1f-d57550cc96cc">false</LocManualTestRequired>
+    <TPAppVersion xmlns="4873beb7-5857-4685-be1f-d57550cc96cc" xsi:nil="true"/>
+    <EditorialStatus xmlns="4873beb7-5857-4685-be1f-d57550cc96cc">Complete</EditorialStatus>
+    <LocProcessedForMarketsLookup xmlns="4873beb7-5857-4685-be1f-d57550cc96cc" xsi:nil="true"/>
+    <LastModifiedDateTime xmlns="4873beb7-5857-4685-be1f-d57550cc96cc" xsi:nil="true"/>
+    <TPLaunchHelpLinkType xmlns="4873beb7-5857-4685-be1f-d57550cc96cc">Template</TPLaunchHelpLinkType>
+    <ScenarioTagsTaxHTField0 xmlns="4873beb7-5857-4685-be1f-d57550cc96cc">
+      <Terms xmlns="http://schemas.microsoft.com/office/infopath/2007/PartnerControls"/>
+    </ScenarioTagsTaxHTField0>
+    <OriginalRelease xmlns="4873beb7-5857-4685-be1f-d57550cc96cc">14</OriginalRelease>
+    <LocalizationTagsTaxHTField0 xmlns="4873beb7-5857-4685-be1f-d57550cc96cc">
+      <Terms xmlns="http://schemas.microsoft.com/office/infopath/2007/PartnerControls"/>
+    </LocalizationTagsTaxHTField0>
+    <Manager xmlns="4873beb7-5857-4685-be1f-d57550cc96cc" xsi:nil="true"/>
+    <UALocRecommendation xmlns="4873beb7-5857-4685-be1f-d57550cc96cc">Localize</UALocRecommendation>
+    <LocOverallHandbackStatusLookup xmlns="4873beb7-5857-4685-be1f-d57550cc96cc" xsi:nil="true"/>
+    <ArtSampleDocs xmlns="4873beb7-5857-4685-be1f-d57550cc96cc" xsi:nil="true"/>
+    <UACurrentWords xmlns="4873beb7-5857-4685-be1f-d57550cc96cc" xsi:nil="true"/>
+    <ShowIn xmlns="4873beb7-5857-4685-be1f-d57550cc96cc">Show everywhere</ShowIn>
+    <CSXHash xmlns="4873beb7-5857-4685-be1f-d57550cc96cc" xsi:nil="true"/>
+    <VoteCount xmlns="4873beb7-5857-4685-be1f-d57550cc96cc" xsi:nil="true"/>
+    <InternalTagsTaxHTField0 xmlns="4873beb7-5857-4685-be1f-d57550cc96cc">
+      <Terms xmlns="http://schemas.microsoft.com/office/infopath/2007/PartnerControls"/>
+    </InternalTagsTaxHTField0>
+    <UANotes xmlns="4873beb7-5857-4685-be1f-d57550cc96cc" xsi:nil="true"/>
+  </documentManagement>
+</p:properties>
 </file>
 
 <file path=customXml/itemProps1.xml><?xml version="1.0" encoding="utf-8"?>
-<ds:datastoreItem xmlns:ds="http://schemas.openxmlformats.org/officeDocument/2006/customXml" ds:itemID="{7FBDB1CC-CEFB-4E46-8174-1F0AA0D30B24}">
+<ds:datastoreItem xmlns:ds="http://schemas.openxmlformats.org/officeDocument/2006/customXml" ds:itemID="{C01C3C56-10DB-49F7-B061-44D8728D078A}">
   <ds:schemaRefs>
-    <ds:schemaRef ds:uri="http://schemas.microsoft.com/office/2006/metadata/properties"/>
-    <ds:schemaRef ds:uri="http://schemas.microsoft.com/office/infopath/2007/PartnerControls"/>
-    <ds:schemaRef ds:uri="4873beb7-5857-4685-be1f-d57550cc96cc"/>
+    <ds:schemaRef ds:uri="http://schemas.microsoft.com/sharepoint/v3/contenttype/forms"/>
   </ds:schemaRefs>
 </ds:datastoreItem>
 </file>
@@ -5768,9 +6643,11 @@
 </file>
 
 <file path=customXml/itemProps3.xml><?xml version="1.0" encoding="utf-8"?>
-<ds:datastoreItem xmlns:ds="http://schemas.openxmlformats.org/officeDocument/2006/customXml" ds:itemID="{C01C3C56-10DB-49F7-B061-44D8728D078A}">
+<ds:datastoreItem xmlns:ds="http://schemas.openxmlformats.org/officeDocument/2006/customXml" ds:itemID="{7FBDB1CC-CEFB-4E46-8174-1F0AA0D30B24}">
   <ds:schemaRefs>
-    <ds:schemaRef ds:uri="http://schemas.microsoft.com/sharepoint/v3/contenttype/forms"/>
+    <ds:schemaRef ds:uri="http://schemas.microsoft.com/office/2006/metadata/properties"/>
+    <ds:schemaRef ds:uri="http://schemas.microsoft.com/office/infopath/2007/PartnerControls"/>
+    <ds:schemaRef ds:uri="4873beb7-5857-4685-be1f-d57550cc96cc"/>
   </ds:schemaRefs>
 </ds:datastoreItem>
 </file>